--- a/RVfpga/RVfpgaEL2/RVfpga_NexysVideo-NoDDR/Labs/Lab08/RVfpga_Lab08_VeeR-EL2_NexysVideo-NoDDR.docx
+++ b/RVfpga/RVfpgaEL2/RVfpga_NexysVideo-NoDDR/Labs/Lab08/RVfpga_Lab08_VeeR-EL2_NexysVideo-NoDDR.docx
@@ -778,7 +778,7 @@
           <w:i/>
           <w:iCs/>
         </w:rPr>
-        <w:t>[</w:t>
+        <w:t>[RVfpgaEL2</w:t>
       </w:r>
       <w:r>
         <w:rPr>
@@ -786,7 +786,7 @@
           <w:i/>
           <w:iCs/>
         </w:rPr>
-        <w:t>RVfpgaEL2NexysA7DDRPath</w:t>
+        <w:t>Nexys Video</w:t>
       </w:r>
       <w:r>
         <w:rPr>
@@ -794,7 +794,7 @@
           <w:i/>
           <w:iCs/>
         </w:rPr>
-        <w:t>]</w:t>
+        <w:t>VideoNoDDRPath]</w:t>
       </w:r>
       <w:r>
         <w:rPr>
@@ -4150,7 +4150,7 @@
           <w:i/>
           <w:iCs/>
         </w:rPr>
-        <w:t>[</w:t>
+        <w:t>[RVfpgaEL2</w:t>
       </w:r>
       <w:r>
         <w:rPr>
@@ -4158,7 +4158,7 @@
           <w:i/>
           <w:iCs/>
         </w:rPr>
-        <w:t>RVfpgaEL2NexysA7DDRPath</w:t>
+        <w:t>Nexys Video</w:t>
       </w:r>
       <w:r>
         <w:rPr>
@@ -4166,7 +4166,7 @@
           <w:i/>
           <w:iCs/>
         </w:rPr>
-        <w:t>]</w:t>
+        <w:t>VideoNoDDRPath]</w:t>
       </w:r>
       <w:r>
         <w:rPr>
@@ -5113,7 +5113,7 @@
         <w:t xml:space="preserve">First, write the program in RISC-V assembly language and run it on the </w:t>
       </w:r>
       <w:r>
-        <w:t>Nexys A7</w:t>
+        <w:t>Nexys Video Video</w:t>
       </w:r>
       <w:r>
         <w:t xml:space="preserve"> </w:t>
@@ -5165,7 +5165,7 @@
         <w:t xml:space="preserve">Now write the program in C and run it on the </w:t>
       </w:r>
       <w:r>
-        <w:t>Nexys A7</w:t>
+        <w:t>Nexys Video Video</w:t>
       </w:r>
       <w:r>
         <w:rPr>
@@ -5443,7 +5443,7 @@
           <w:sz w:val="22"/>
           <w:szCs w:val="22"/>
         </w:rPr>
-        <w:t>Nexys A7</w:t>
+        <w:t>Nexys Video Video</w:t>
       </w:r>
       <w:r>
         <w:rPr>
@@ -5871,7 +5871,7 @@
         <w:t xml:space="preserve">Note that, as opposed to previous labs, this peripheral (the timer) is not connected physically to the </w:t>
       </w:r>
       <w:r>
-        <w:t>Nexys A7</w:t>
+        <w:t>Nexys Video Video</w:t>
       </w:r>
       <w:r>
         <w:rPr>
@@ -6112,7 +6112,7 @@
           <w:i/>
           <w:iCs/>
         </w:rPr>
-        <w:t>[</w:t>
+        <w:t>[RVfpgaEL2</w:t>
       </w:r>
       <w:r>
         <w:rPr>
@@ -6120,7 +6120,7 @@
           <w:i/>
           <w:iCs/>
         </w:rPr>
-        <w:t>RVfpgaEL2NexysA7DDRPath</w:t>
+        <w:t>Nexys Video</w:t>
       </w:r>
       <w:r>
         <w:rPr>
@@ -6128,7 +6128,7 @@
           <w:i/>
           <w:iCs/>
         </w:rPr>
-        <w:t>]</w:t>
+        <w:t>VideoNoDDRPath]</w:t>
       </w:r>
       <w:r>
         <w:rPr>
@@ -9185,7 +9185,7 @@
           <w:iCs/>
           <w:color w:val="00000A"/>
         </w:rPr>
-        <w:t>[</w:t>
+        <w:t>[RVfpgaEL2</w:t>
       </w:r>
       <w:r>
         <w:rPr>
@@ -9193,7 +9193,7 @@
           <w:iCs/>
           <w:color w:val="00000A"/>
         </w:rPr>
-        <w:t>RVfpgaEL2NexysA7DDRPath</w:t>
+        <w:t>Nexys Video</w:t>
       </w:r>
       <w:r>
         <w:rPr>
@@ -9201,7 +9201,15 @@
           <w:iCs/>
           <w:color w:val="00000A"/>
         </w:rPr>
-        <w:t>]/src/VeeRwolf/Interconnect/WishboneInterconnect/wb_intercon.v</w:t>
+        <w:t>VideoNoDDRPath]</w:t>
+      </w:r>
+      <w:r>
+        <w:rPr>
+          <w:i/>
+          <w:iCs/>
+          <w:color w:val="00000A"/>
+        </w:rPr>
+        <w:t>/src/VeeRwolf/Interconnect/WishboneInterconnect/wb_intercon.v</w:t>
       </w:r>
       <w:r>
         <w:rPr>
@@ -9237,7 +9245,7 @@
           <w:iCs/>
           <w:color w:val="00000A"/>
         </w:rPr>
-        <w:t>[</w:t>
+        <w:t>[RVfpgaEL2</w:t>
       </w:r>
       <w:r>
         <w:rPr>
@@ -9245,7 +9253,7 @@
           <w:iCs/>
           <w:color w:val="00000A"/>
         </w:rPr>
-        <w:t>RVfpgaEL2NexysA7DDRPath</w:t>
+        <w:t>Nexys Video</w:t>
       </w:r>
       <w:r>
         <w:rPr>
@@ -9253,7 +9261,15 @@
           <w:iCs/>
           <w:color w:val="00000A"/>
         </w:rPr>
-        <w:t>]/src/VeeRwolf/Interconnect/WishboneInterconnect/wb_intercon.vh</w:t>
+        <w:t>VideoNoDDRPath]</w:t>
+      </w:r>
+      <w:r>
+        <w:rPr>
+          <w:i/>
+          <w:iCs/>
+          <w:color w:val="00000A"/>
+        </w:rPr>
+        <w:t>/src/VeeRwolf/Interconnect/WishboneInterconnect/wb_intercon.vh</w:t>
       </w:r>
       <w:r>
         <w:rPr>
@@ -9282,7 +9298,7 @@
           <w:iCs/>
           <w:color w:val="00000A"/>
         </w:rPr>
-        <w:t>[</w:t>
+        <w:t>[RVfpgaEL2</w:t>
       </w:r>
       <w:r>
         <w:rPr>
@@ -9290,7 +9306,7 @@
           <w:iCs/>
           <w:color w:val="00000A"/>
         </w:rPr>
-        <w:t>RVfpgaEL2NexysA7DDRPath</w:t>
+        <w:t>Nexys Video</w:t>
       </w:r>
       <w:r>
         <w:rPr>
@@ -9298,7 +9314,15 @@
           <w:iCs/>
           <w:color w:val="00000A"/>
         </w:rPr>
-        <w:t>]/src/VeeRwolf/veerwolf_core.v</w:t>
+        <w:t>VideoNoDDRPath]</w:t>
+      </w:r>
+      <w:r>
+        <w:rPr>
+          <w:i/>
+          <w:iCs/>
+          <w:color w:val="00000A"/>
+        </w:rPr>
+        <w:t>/src/VeeRwolf/veerwolf_core.v</w:t>
       </w:r>
       <w:r>
         <w:rPr>
@@ -9612,7 +9636,17 @@
           <w:sz w:val="22"/>
           <w:szCs w:val="22"/>
         </w:rPr>
-        <w:t>NexysA7</w:t>
+        <w:t>Nexys Video</w:t>
+      </w:r>
+      <w:r>
+        <w:rPr>
+          <w:b w:val="0"/>
+          <w:bCs w:val="0"/>
+          <w:color w:val="00000A"/>
+          <w:sz w:val="22"/>
+          <w:szCs w:val="22"/>
+        </w:rPr>
+        <w:t>A7</w:t>
       </w:r>
       <w:r>
         <w:rPr>
@@ -9765,7 +9799,7 @@
           <w:sz w:val="22"/>
           <w:szCs w:val="22"/>
         </w:rPr>
-        <w:t>Nexys A7</w:t>
+        <w:t>Nexys Video Video</w:t>
       </w:r>
       <w:r>
         <w:rPr>
@@ -10791,7 +10825,14 @@
           <w:rFonts w:eastAsia="Arial" w:cs="Arial"/>
           <w:color w:val="00000A"/>
         </w:rPr>
-        <w:t>NexysA7</w:t>
+        <w:t>Nexys Video</w:t>
+      </w:r>
+      <w:r>
+        <w:rPr>
+          <w:rFonts w:eastAsia="Arial" w:cs="Arial"/>
+          <w:color w:val="00000A"/>
+        </w:rPr>
+        <w:t>A7</w:t>
       </w:r>
       <w:r>
         <w:rPr>
@@ -11014,10 +11055,12 @@
       </w:r>
     </w:p>
     <w:sectPr>
-      <w:headerReference w:type="default" r:id="rId14"/>
-      <w:footerReference w:type="default" r:id="rId15"/>
-      <w:headerReference w:type="first" r:id="rId16"/>
-      <w:footerReference w:type="first" r:id="rId17"/>
+      <w:headerReference w:type="even" r:id="rId14"/>
+      <w:headerReference w:type="default" r:id="rId15"/>
+      <w:footerReference w:type="even" r:id="rId16"/>
+      <w:footerReference w:type="default" r:id="rId17"/>
+      <w:headerReference w:type="first" r:id="rId18"/>
+      <w:footerReference w:type="first" r:id="rId19"/>
       <w:pgSz w:w="11906" w:h="16838"/>
       <w:pgMar w:top="1800" w:right="1440" w:bottom="1440" w:left="1440" w:header="706" w:footer="389" w:gutter="0"/>
       <w:cols w:space="720"/>
@@ -11049,6 +11092,16 @@
 </file>
 
 <file path=word/footer1.xml><?xml version="1.0" encoding="utf-8"?>
+<w:ftr xmlns:wpc="http://schemas.microsoft.com/office/word/2010/wordprocessingCanvas" xmlns:cx="http://schemas.microsoft.com/office/drawing/2014/chartex" xmlns:cx1="http://schemas.microsoft.com/office/drawing/2015/9/8/chartex" xmlns:cx2="http://schemas.microsoft.com/office/drawing/2015/10/21/chartex" xmlns:cx3="http://schemas.microsoft.com/office/drawing/2016/5/9/chartex" xmlns:cx4="http://schemas.microsoft.com/office/drawing/2016/5/10/chartex" xmlns:cx5="http://schemas.microsoft.com/office/drawing/2016/5/11/chartex" xmlns:cx6="http://schemas.microsoft.com/office/drawing/2016/5/12/chartex" xmlns:cx7="http://schemas.microsoft.com/office/drawing/2016/5/13/chartex" xmlns:cx8="http://schemas.microsoft.com/office/drawing/2016/5/14/chartex" xmlns:mc="http://schemas.openxmlformats.org/markup-compatibility/2006" xmlns:aink="http://schemas.microsoft.com/office/drawing/2016/ink" xmlns:am3d="http://schemas.microsoft.com/office/drawing/2017/model3d" xmlns:o="urn:schemas-microsoft-com:office:office" xmlns:oel="http://schemas.microsoft.com/office/2019/extlst" xmlns:r="http://schemas.openxmlformats.org/officeDocument/2006/relationships" xmlns:m="http://schemas.openxmlformats.org/officeDocument/2006/math" xmlns:v="urn:schemas-microsoft-com:vml" xmlns:wp14="http://schemas.microsoft.com/office/word/2010/wordprocessingDrawing" xmlns:wp="http://schemas.openxmlformats.org/drawingml/2006/wordprocessingDrawing" xmlns:w10="urn:schemas-microsoft-com:office:word" xmlns:w="http://schemas.openxmlformats.org/wordprocessingml/2006/main" xmlns:w14="http://schemas.microsoft.com/office/word/2010/wordml" xmlns:w15="http://schemas.microsoft.com/office/word/2012/wordml" xmlns:w16cex="http://schemas.microsoft.com/office/word/2018/wordml/cex" xmlns:w16cid="http://schemas.microsoft.com/office/word/2016/wordml/cid" xmlns:w16="http://schemas.microsoft.com/office/word/2018/wordml" xmlns:w16du="http://schemas.microsoft.com/office/word/2023/wordml/word16du" xmlns:w16sdtdh="http://schemas.microsoft.com/office/word/2020/wordml/sdtdatahash" xmlns:w16sdtfl="http://schemas.microsoft.com/office/word/2024/wordml/sdtformatlock" xmlns:w16se="http://schemas.microsoft.com/office/word/2015/wordml/symex" xmlns:wpg="http://schemas.microsoft.com/office/word/2010/wordprocessingGroup" xmlns:wpi="http://schemas.microsoft.com/office/word/2010/wordprocessingInk" xmlns:wne="http://schemas.microsoft.com/office/word/2006/wordml" xmlns:wps="http://schemas.microsoft.com/office/word/2010/wordprocessingShape" mc:Ignorable="w14 w15 w16se w16cid w16 w16cex w16sdtdh w16sdtfl w16du wp14">
+  <w:p>
+    <w:pPr>
+      <w:pStyle w:val="a7"/>
+    </w:pPr>
+  </w:p>
+</w:ftr>
+</file>
+
+<file path=word/footer2.xml><?xml version="1.0" encoding="utf-8"?>
 <w:ftr xmlns:wpc="http://schemas.microsoft.com/office/word/2010/wordprocessingCanvas" xmlns:cx="http://schemas.microsoft.com/office/drawing/2014/chartex" xmlns:cx1="http://schemas.microsoft.com/office/drawing/2015/9/8/chartex" xmlns:cx2="http://schemas.microsoft.com/office/drawing/2015/10/21/chartex" xmlns:cx3="http://schemas.microsoft.com/office/drawing/2016/5/9/chartex" xmlns:cx4="http://schemas.microsoft.com/office/drawing/2016/5/10/chartex" xmlns:cx5="http://schemas.microsoft.com/office/drawing/2016/5/11/chartex" xmlns:cx6="http://schemas.microsoft.com/office/drawing/2016/5/12/chartex" xmlns:cx7="http://schemas.microsoft.com/office/drawing/2016/5/13/chartex" xmlns:cx8="http://schemas.microsoft.com/office/drawing/2016/5/14/chartex" xmlns:mc="http://schemas.openxmlformats.org/markup-compatibility/2006" xmlns:aink="http://schemas.microsoft.com/office/drawing/2016/ink" xmlns:am3d="http://schemas.microsoft.com/office/drawing/2017/model3d" xmlns:o="urn:schemas-microsoft-com:office:office" xmlns:oel="http://schemas.microsoft.com/office/2019/extlst" xmlns:r="http://schemas.openxmlformats.org/officeDocument/2006/relationships" xmlns:m="http://schemas.openxmlformats.org/officeDocument/2006/math" xmlns:v="urn:schemas-microsoft-com:vml" xmlns:wp14="http://schemas.microsoft.com/office/word/2010/wordprocessingDrawing" xmlns:wp="http://schemas.openxmlformats.org/drawingml/2006/wordprocessingDrawing" xmlns:w10="urn:schemas-microsoft-com:office:word" xmlns:w="http://schemas.openxmlformats.org/wordprocessingml/2006/main" xmlns:w14="http://schemas.microsoft.com/office/word/2010/wordml" xmlns:w15="http://schemas.microsoft.com/office/word/2012/wordml" xmlns:w16cex="http://schemas.microsoft.com/office/word/2018/wordml/cex" xmlns:w16cid="http://schemas.microsoft.com/office/word/2016/wordml/cid" xmlns:w16="http://schemas.microsoft.com/office/word/2018/wordml" xmlns:w16du="http://schemas.microsoft.com/office/word/2023/wordml/word16du" xmlns:w16sdtdh="http://schemas.microsoft.com/office/word/2020/wordml/sdtdatahash" xmlns:w16sdtfl="http://schemas.microsoft.com/office/word/2024/wordml/sdtformatlock" xmlns:w16se="http://schemas.microsoft.com/office/word/2015/wordml/symex" xmlns:wpg="http://schemas.microsoft.com/office/word/2010/wordprocessingGroup" xmlns:wpi="http://schemas.microsoft.com/office/word/2010/wordprocessingInk" xmlns:wne="http://schemas.microsoft.com/office/word/2006/wordml" xmlns:wps="http://schemas.microsoft.com/office/word/2010/wordprocessingShape" mc:Ignorable="w14 w15 w16se w16cid w16 w16cex w16sdtdh w16sdtfl w16du wp14">
   <w:p>
     <w:pPr>
@@ -11158,7 +11211,7 @@
 </w:ftr>
 </file>
 
-<file path=word/footer2.xml><?xml version="1.0" encoding="utf-8"?>
+<file path=word/footer3.xml><?xml version="1.0" encoding="utf-8"?>
 <w:ftr xmlns:wpc="http://schemas.microsoft.com/office/word/2010/wordprocessingCanvas" xmlns:cx="http://schemas.microsoft.com/office/drawing/2014/chartex" xmlns:cx1="http://schemas.microsoft.com/office/drawing/2015/9/8/chartex" xmlns:cx2="http://schemas.microsoft.com/office/drawing/2015/10/21/chartex" xmlns:cx3="http://schemas.microsoft.com/office/drawing/2016/5/9/chartex" xmlns:cx4="http://schemas.microsoft.com/office/drawing/2016/5/10/chartex" xmlns:cx5="http://schemas.microsoft.com/office/drawing/2016/5/11/chartex" xmlns:cx6="http://schemas.microsoft.com/office/drawing/2016/5/12/chartex" xmlns:cx7="http://schemas.microsoft.com/office/drawing/2016/5/13/chartex" xmlns:cx8="http://schemas.microsoft.com/office/drawing/2016/5/14/chartex" xmlns:mc="http://schemas.openxmlformats.org/markup-compatibility/2006" xmlns:aink="http://schemas.microsoft.com/office/drawing/2016/ink" xmlns:am3d="http://schemas.microsoft.com/office/drawing/2017/model3d" xmlns:o="urn:schemas-microsoft-com:office:office" xmlns:oel="http://schemas.microsoft.com/office/2019/extlst" xmlns:r="http://schemas.openxmlformats.org/officeDocument/2006/relationships" xmlns:m="http://schemas.openxmlformats.org/officeDocument/2006/math" xmlns:v="urn:schemas-microsoft-com:vml" xmlns:wp14="http://schemas.microsoft.com/office/word/2010/wordprocessingDrawing" xmlns:wp="http://schemas.openxmlformats.org/drawingml/2006/wordprocessingDrawing" xmlns:w10="urn:schemas-microsoft-com:office:word" xmlns:w="http://schemas.openxmlformats.org/wordprocessingml/2006/main" xmlns:w14="http://schemas.microsoft.com/office/word/2010/wordml" xmlns:w15="http://schemas.microsoft.com/office/word/2012/wordml" xmlns:w16cex="http://schemas.microsoft.com/office/word/2018/wordml/cex" xmlns:w16cid="http://schemas.microsoft.com/office/word/2016/wordml/cid" xmlns:w16="http://schemas.microsoft.com/office/word/2018/wordml" xmlns:w16du="http://schemas.microsoft.com/office/word/2023/wordml/word16du" xmlns:w16sdtdh="http://schemas.microsoft.com/office/word/2020/wordml/sdtdatahash" xmlns:w16sdtfl="http://schemas.microsoft.com/office/word/2024/wordml/sdtformatlock" xmlns:w16se="http://schemas.microsoft.com/office/word/2015/wordml/symex" xmlns:wpg="http://schemas.microsoft.com/office/word/2010/wordprocessingGroup" xmlns:wpi="http://schemas.microsoft.com/office/word/2010/wordprocessingInk" xmlns:wne="http://schemas.microsoft.com/office/word/2006/wordml" xmlns:wps="http://schemas.microsoft.com/office/word/2010/wordprocessingShape" mc:Ignorable="w14 w15 w16se w16cid w16 w16cex w16sdtdh w16sdtfl w16du wp14">
   <w:p>
     <w:pPr>
@@ -11298,6 +11351,16 @@
     <w:pPr>
       <w:pStyle w:val="a9"/>
     </w:pPr>
+  </w:p>
+</w:hdr>
+</file>
+
+<file path=word/header2.xml><?xml version="1.0" encoding="utf-8"?>
+<w:hdr xmlns:wpc="http://schemas.microsoft.com/office/word/2010/wordprocessingCanvas" xmlns:cx="http://schemas.microsoft.com/office/drawing/2014/chartex" xmlns:cx1="http://schemas.microsoft.com/office/drawing/2015/9/8/chartex" xmlns:cx2="http://schemas.microsoft.com/office/drawing/2015/10/21/chartex" xmlns:cx3="http://schemas.microsoft.com/office/drawing/2016/5/9/chartex" xmlns:cx4="http://schemas.microsoft.com/office/drawing/2016/5/10/chartex" xmlns:cx5="http://schemas.microsoft.com/office/drawing/2016/5/11/chartex" xmlns:cx6="http://schemas.microsoft.com/office/drawing/2016/5/12/chartex" xmlns:cx7="http://schemas.microsoft.com/office/drawing/2016/5/13/chartex" xmlns:cx8="http://schemas.microsoft.com/office/drawing/2016/5/14/chartex" xmlns:mc="http://schemas.openxmlformats.org/markup-compatibility/2006" xmlns:aink="http://schemas.microsoft.com/office/drawing/2016/ink" xmlns:am3d="http://schemas.microsoft.com/office/drawing/2017/model3d" xmlns:o="urn:schemas-microsoft-com:office:office" xmlns:oel="http://schemas.microsoft.com/office/2019/extlst" xmlns:r="http://schemas.openxmlformats.org/officeDocument/2006/relationships" xmlns:m="http://schemas.openxmlformats.org/officeDocument/2006/math" xmlns:v="urn:schemas-microsoft-com:vml" xmlns:wp14="http://schemas.microsoft.com/office/word/2010/wordprocessingDrawing" xmlns:wp="http://schemas.openxmlformats.org/drawingml/2006/wordprocessingDrawing" xmlns:w10="urn:schemas-microsoft-com:office:word" xmlns:w="http://schemas.openxmlformats.org/wordprocessingml/2006/main" xmlns:w14="http://schemas.microsoft.com/office/word/2010/wordml" xmlns:w15="http://schemas.microsoft.com/office/word/2012/wordml" xmlns:w16cex="http://schemas.microsoft.com/office/word/2018/wordml/cex" xmlns:w16cid="http://schemas.microsoft.com/office/word/2016/wordml/cid" xmlns:w16="http://schemas.microsoft.com/office/word/2018/wordml" xmlns:w16du="http://schemas.microsoft.com/office/word/2023/wordml/word16du" xmlns:w16sdtdh="http://schemas.microsoft.com/office/word/2020/wordml/sdtdatahash" xmlns:w16sdtfl="http://schemas.microsoft.com/office/word/2024/wordml/sdtformatlock" xmlns:w16se="http://schemas.microsoft.com/office/word/2015/wordml/symex" xmlns:wpg="http://schemas.microsoft.com/office/word/2010/wordprocessingGroup" xmlns:wpi="http://schemas.microsoft.com/office/word/2010/wordprocessingInk" xmlns:wne="http://schemas.microsoft.com/office/word/2006/wordml" xmlns:wps="http://schemas.microsoft.com/office/word/2010/wordprocessingShape" mc:Ignorable="w14 w15 w16se w16cid w16 w16cex w16sdtdh w16sdtfl w16du wp14">
+  <w:p>
+    <w:pPr>
+      <w:pStyle w:val="a9"/>
+    </w:pPr>
     <w:r>
       <w:rPr>
         <w:noProof/>
@@ -11353,7 +11416,7 @@
 </w:hdr>
 </file>
 
-<file path=word/header2.xml><?xml version="1.0" encoding="utf-8"?>
+<file path=word/header3.xml><?xml version="1.0" encoding="utf-8"?>
 <w:hdr xmlns:wpc="http://schemas.microsoft.com/office/word/2010/wordprocessingCanvas" xmlns:cx="http://schemas.microsoft.com/office/drawing/2014/chartex" xmlns:cx1="http://schemas.microsoft.com/office/drawing/2015/9/8/chartex" xmlns:cx2="http://schemas.microsoft.com/office/drawing/2015/10/21/chartex" xmlns:cx3="http://schemas.microsoft.com/office/drawing/2016/5/9/chartex" xmlns:cx4="http://schemas.microsoft.com/office/drawing/2016/5/10/chartex" xmlns:cx5="http://schemas.microsoft.com/office/drawing/2016/5/11/chartex" xmlns:cx6="http://schemas.microsoft.com/office/drawing/2016/5/12/chartex" xmlns:cx7="http://schemas.microsoft.com/office/drawing/2016/5/13/chartex" xmlns:cx8="http://schemas.microsoft.com/office/drawing/2016/5/14/chartex" xmlns:mc="http://schemas.openxmlformats.org/markup-compatibility/2006" xmlns:aink="http://schemas.microsoft.com/office/drawing/2016/ink" xmlns:am3d="http://schemas.microsoft.com/office/drawing/2017/model3d" xmlns:o="urn:schemas-microsoft-com:office:office" xmlns:oel="http://schemas.microsoft.com/office/2019/extlst" xmlns:r="http://schemas.openxmlformats.org/officeDocument/2006/relationships" xmlns:m="http://schemas.openxmlformats.org/officeDocument/2006/math" xmlns:v="urn:schemas-microsoft-com:vml" xmlns:wp14="http://schemas.microsoft.com/office/word/2010/wordprocessingDrawing" xmlns:wp="http://schemas.openxmlformats.org/drawingml/2006/wordprocessingDrawing" xmlns:w10="urn:schemas-microsoft-com:office:word" xmlns:w="http://schemas.openxmlformats.org/wordprocessingml/2006/main" xmlns:w14="http://schemas.microsoft.com/office/word/2010/wordml" xmlns:w15="http://schemas.microsoft.com/office/word/2012/wordml" xmlns:w16cex="http://schemas.microsoft.com/office/word/2018/wordml/cex" xmlns:w16cid="http://schemas.microsoft.com/office/word/2016/wordml/cid" xmlns:w16="http://schemas.microsoft.com/office/word/2018/wordml" xmlns:w16du="http://schemas.microsoft.com/office/word/2023/wordml/word16du" xmlns:w16sdtdh="http://schemas.microsoft.com/office/word/2020/wordml/sdtdatahash" xmlns:w16sdtfl="http://schemas.microsoft.com/office/word/2024/wordml/sdtformatlock" xmlns:w16se="http://schemas.microsoft.com/office/word/2015/wordml/symex" xmlns:wpg="http://schemas.microsoft.com/office/word/2010/wordprocessingGroup" xmlns:wpi="http://schemas.microsoft.com/office/word/2010/wordprocessingInk" xmlns:wne="http://schemas.microsoft.com/office/word/2006/wordml" xmlns:wps="http://schemas.microsoft.com/office/word/2010/wordprocessingShape" mc:Ignorable="w14 w15 w16se w16cid w16 w16cex w16sdtdh w16sdtfl w16du wp14">
   <w:tbl>
     <w:tblPr>

--- a/RVfpga/RVfpgaEL2/RVfpga_NexysVideo-NoDDR/Labs/Lab08/RVfpga_Lab08_VeeR-EL2_NexysVideo-NoDDR.docx
+++ b/RVfpga/RVfpgaEL2/RVfpga_NexysVideo-NoDDR/Labs/Lab08/RVfpga_Lab08_VeeR-EL2_NexysVideo-NoDDR.docx
@@ -202,6 +202,7 @@
           <w:lang w:val="en-US" w:eastAsia="en-GB"/>
         </w:rPr>
       </w:pPr>
+      <w:proofErr w:type="spellStart"/>
       <w:r>
         <w:rPr>
           <w:rFonts w:cs="Arial"/>
@@ -212,7 +213,20 @@
           <w:szCs w:val="72"/>
           <w:lang w:val="en-US" w:eastAsia="en-GB"/>
         </w:rPr>
-        <w:t xml:space="preserve">RVfpga </w:t>
+        <w:t>RVfpga</w:t>
+      </w:r>
+      <w:proofErr w:type="spellEnd"/>
+      <w:r>
+        <w:rPr>
+          <w:rFonts w:cs="Arial"/>
+          <w:b/>
+          <w:bCs/>
+          <w:color w:val="00000A"/>
+          <w:sz w:val="72"/>
+          <w:szCs w:val="72"/>
+          <w:lang w:val="en-US" w:eastAsia="en-GB"/>
+        </w:rPr>
+        <w:t xml:space="preserve"> </w:t>
       </w:r>
       <w:r>
         <w:rPr>
@@ -748,7 +762,23 @@
           <w:rFonts w:cs="Arial"/>
           <w:color w:val="00000A"/>
         </w:rPr>
-        <w:t>has been obtained from OpenCores (</w:t>
+        <w:t xml:space="preserve">has been obtained from </w:t>
+      </w:r>
+      <w:proofErr w:type="spellStart"/>
+      <w:r>
+        <w:rPr>
+          <w:rFonts w:cs="Arial"/>
+          <w:color w:val="00000A"/>
+        </w:rPr>
+        <w:t>OpenCores</w:t>
+      </w:r>
+      <w:proofErr w:type="spellEnd"/>
+      <w:r>
+        <w:rPr>
+          <w:rFonts w:cs="Arial"/>
+          <w:color w:val="00000A"/>
+        </w:rPr>
+        <w:t xml:space="preserve"> (</w:t>
       </w:r>
       <w:hyperlink r:id="rId9">
         <w:r>
@@ -786,23 +816,24 @@
           <w:i/>
           <w:iCs/>
         </w:rPr>
-        <w:t>Nexys Video</w:t>
-      </w:r>
+        <w:t xml:space="preserve">Nexys </w:t>
+      </w:r>
+      <w:proofErr w:type="gramStart"/>
       <w:r>
         <w:rPr>
           <w:rFonts w:eastAsia="Arial" w:cs="Arial"/>
           <w:i/>
           <w:iCs/>
         </w:rPr>
-        <w:t>VideoNoDDRPath]</w:t>
-      </w:r>
-      <w:r>
-        <w:rPr>
-          <w:rFonts w:cs="Arial"/>
+        <w:t>Video</w:t>
+      </w:r>
+      <w:r>
+        <w:rPr>
+          <w:rFonts w:eastAsia="Arial" w:cs="Arial"/>
           <w:i/>
           <w:iCs/>
         </w:rPr>
-        <w:t>/src/</w:t>
+        <w:t>VideoNoDDRPath]</w:t>
       </w:r>
       <w:r>
         <w:rPr>
@@ -810,7 +841,7 @@
           <w:i/>
           <w:iCs/>
         </w:rPr>
-        <w:t>VeeRwolf</w:t>
+        <w:t>/src/</w:t>
       </w:r>
       <w:r>
         <w:rPr>
@@ -818,17 +849,26 @@
           <w:i/>
           <w:iCs/>
         </w:rPr>
-        <w:t>/Peripherals/ptc/docs</w:t>
+        <w:t>VeeRwolf</w:t>
       </w:r>
       <w:r>
         <w:rPr>
           <w:rFonts w:cs="Arial"/>
           <w:i/>
           <w:iCs/>
+        </w:rPr>
+        <w:t>/Peripherals/ptc/docs</w:t>
+      </w:r>
+      <w:r>
+        <w:rPr>
+          <w:rFonts w:cs="Arial"/>
+          <w:i/>
+          <w:iCs/>
           <w:color w:val="00000A"/>
         </w:rPr>
         <w:t>/ptc_spec.pdf</w:t>
       </w:r>
+      <w:proofErr w:type="gramEnd"/>
       <w:r>
         <w:rPr>
           <w:rFonts w:cs="Arial"/>
@@ -2156,6 +2196,7 @@
           <w:bCs/>
           <w:color w:val="00000A"/>
         </w:rPr>
+        <w:lastRenderedPageBreak/>
         <w:t xml:space="preserve">The </w:t>
       </w:r>
       <w:r>
@@ -2236,7 +2277,6 @@
           <w:bCs/>
           <w:color w:val="00000A"/>
         </w:rPr>
-        <w:lastRenderedPageBreak/>
         <w:fldChar w:fldCharType="begin"/>
       </w:r>
       <w:r>
@@ -2818,6 +2858,7 @@
               </w:rPr>
               <w:t xml:space="preserve"> through </w:t>
             </w:r>
+            <w:proofErr w:type="spellStart"/>
             <w:r>
               <w:rPr>
                 <w:rFonts w:eastAsia="Arial" w:cs="Arial"/>
@@ -2826,6 +2867,7 @@
               </w:rPr>
               <w:t>ptc_ecgt</w:t>
             </w:r>
+            <w:proofErr w:type="spellEnd"/>
             <w:r>
               <w:rPr>
                 <w:rFonts w:eastAsia="Arial" w:cs="Arial"/>
@@ -2990,6 +3032,7 @@
               </w:rPr>
               <w:t xml:space="preserve"> of the external clock (</w:t>
             </w:r>
+            <w:proofErr w:type="spellStart"/>
             <w:r>
               <w:rPr>
                 <w:rFonts w:eastAsia="Arial" w:cs="Arial"/>
@@ -2998,6 +3041,7 @@
               </w:rPr>
               <w:t>ptc_ecgt</w:t>
             </w:r>
+            <w:proofErr w:type="spellEnd"/>
             <w:r>
               <w:rPr>
                 <w:rFonts w:eastAsia="Arial" w:cs="Arial"/>
@@ -4158,33 +4202,33 @@
           <w:i/>
           <w:iCs/>
         </w:rPr>
-        <w:t>Nexys Video</w:t>
-      </w:r>
+        <w:t xml:space="preserve">Nexys </w:t>
+      </w:r>
+      <w:proofErr w:type="spellStart"/>
       <w:r>
         <w:rPr>
           <w:rFonts w:eastAsia="Arial" w:cs="Arial"/>
           <w:i/>
           <w:iCs/>
         </w:rPr>
-        <w:t>VideoNoDDRPath]</w:t>
-      </w:r>
-      <w:r>
-        <w:rPr>
-          <w:rFonts w:cs="Arial"/>
+        <w:t>Video</w:t>
+      </w:r>
+      <w:r>
+        <w:rPr>
+          <w:rFonts w:eastAsia="Arial" w:cs="Arial"/>
           <w:i/>
           <w:iCs/>
-          <w:color w:val="00000A"/>
-        </w:rPr>
-        <w:t>/src/</w:t>
-      </w:r>
-      <w:r>
-        <w:rPr>
-          <w:rFonts w:cs="Arial"/>
+        </w:rPr>
+        <w:t>VideoNoDDRPath</w:t>
+      </w:r>
+      <w:proofErr w:type="spellEnd"/>
+      <w:r>
+        <w:rPr>
+          <w:rFonts w:eastAsia="Arial" w:cs="Arial"/>
           <w:i/>
           <w:iCs/>
-          <w:color w:val="00000A"/>
-        </w:rPr>
-        <w:t>VeeRwolf</w:t>
+        </w:rPr>
+        <w:t>]</w:t>
       </w:r>
       <w:r>
         <w:rPr>
@@ -4193,8 +4237,59 @@
           <w:iCs/>
           <w:color w:val="00000A"/>
         </w:rPr>
-        <w:t>/Peripherals/ptc</w:t>
-      </w:r>
+        <w:t>/</w:t>
+      </w:r>
+      <w:proofErr w:type="spellStart"/>
+      <w:r>
+        <w:rPr>
+          <w:rFonts w:cs="Arial"/>
+          <w:i/>
+          <w:iCs/>
+          <w:color w:val="00000A"/>
+        </w:rPr>
+        <w:t>src</w:t>
+      </w:r>
+      <w:proofErr w:type="spellEnd"/>
+      <w:r>
+        <w:rPr>
+          <w:rFonts w:cs="Arial"/>
+          <w:i/>
+          <w:iCs/>
+          <w:color w:val="00000A"/>
+        </w:rPr>
+        <w:t>/</w:t>
+      </w:r>
+      <w:proofErr w:type="spellStart"/>
+      <w:r>
+        <w:rPr>
+          <w:rFonts w:cs="Arial"/>
+          <w:i/>
+          <w:iCs/>
+          <w:color w:val="00000A"/>
+        </w:rPr>
+        <w:t>VeeRwolf</w:t>
+      </w:r>
+      <w:proofErr w:type="spellEnd"/>
+      <w:r>
+        <w:rPr>
+          <w:rFonts w:cs="Arial"/>
+          <w:i/>
+          <w:iCs/>
+          <w:color w:val="00000A"/>
+        </w:rPr>
+        <w:t>/Peripherals/</w:t>
+      </w:r>
+      <w:proofErr w:type="spellStart"/>
+      <w:r>
+        <w:rPr>
+          <w:rFonts w:cs="Arial"/>
+          <w:i/>
+          <w:iCs/>
+          <w:color w:val="00000A"/>
+        </w:rPr>
+        <w:t>ptc</w:t>
+      </w:r>
+      <w:proofErr w:type="spellEnd"/>
       <w:r>
         <w:rPr>
           <w:rFonts w:cs="Arial"/>
@@ -4640,7 +4735,25 @@
           <w:bCs/>
           <w:color w:val="00000A"/>
         </w:rPr>
-        <w:t xml:space="preserve">ignal is a method for generating an analog signal using a digital source. A PWM signal consists of two </w:t>
+        <w:t xml:space="preserve">ignal is a method for generating an </w:t>
+      </w:r>
+      <w:proofErr w:type="spellStart"/>
+      <w:r>
+        <w:rPr>
+          <w:rFonts w:cs="Arial"/>
+          <w:bCs/>
+          <w:color w:val="00000A"/>
+        </w:rPr>
+        <w:t>analog</w:t>
+      </w:r>
+      <w:proofErr w:type="spellEnd"/>
+      <w:r>
+        <w:rPr>
+          <w:rFonts w:cs="Arial"/>
+          <w:bCs/>
+          <w:color w:val="00000A"/>
+        </w:rPr>
+        <w:t xml:space="preserve"> signal using a digital source. A PWM signal consists of two </w:t>
       </w:r>
       <w:r>
         <w:rPr>
@@ -4730,15 +4843,7 @@
           <w:bCs/>
           <w:color w:val="00000A"/>
         </w:rPr>
-        <w:t xml:space="preserve">. By cycling a digital signal off and on at a fast enough rate, and with a certain duty cycle, the output will appear to behave like a constant voltage analog signal when providing power to devices. </w:t>
-      </w:r>
-      <w:r>
-        <w:rPr>
-          <w:rFonts w:cs="Arial"/>
-          <w:bCs/>
-          <w:color w:val="00000A"/>
-        </w:rPr>
-        <w:t xml:space="preserve">For example, a </w:t>
+        <w:t xml:space="preserve">. By cycling a digital signal off and </w:t>
       </w:r>
       <w:r>
         <w:rPr>
@@ -4747,7 +4852,51 @@
           <w:color w:val="00000A"/>
         </w:rPr>
         <w:lastRenderedPageBreak/>
-        <w:t xml:space="preserve">signal with a 50% duty cycle (half the cycle time it is high) and a high voltage of 3.3 V would appear to an analog load as 1.67 V (the average voltage across the cycle). The same signal with a 33% duty cycle would appear to be 1.1V. </w:t>
+        <w:t xml:space="preserve">on at a fast enough rate, and with a certain duty cycle, the output will appear to behave like a constant voltage </w:t>
+      </w:r>
+      <w:proofErr w:type="spellStart"/>
+      <w:r>
+        <w:rPr>
+          <w:rFonts w:cs="Arial"/>
+          <w:bCs/>
+          <w:color w:val="00000A"/>
+        </w:rPr>
+        <w:t>analog</w:t>
+      </w:r>
+      <w:proofErr w:type="spellEnd"/>
+      <w:r>
+        <w:rPr>
+          <w:rFonts w:cs="Arial"/>
+          <w:bCs/>
+          <w:color w:val="00000A"/>
+        </w:rPr>
+        <w:t xml:space="preserve"> signal when providing power to devices. </w:t>
+      </w:r>
+      <w:r>
+        <w:rPr>
+          <w:rFonts w:cs="Arial"/>
+          <w:bCs/>
+          <w:color w:val="00000A"/>
+        </w:rPr>
+        <w:t xml:space="preserve">For example, a signal with a 50% duty cycle (half the cycle time it is high) and a high voltage of 3.3 V would appear to an </w:t>
+      </w:r>
+      <w:proofErr w:type="spellStart"/>
+      <w:r>
+        <w:rPr>
+          <w:rFonts w:cs="Arial"/>
+          <w:bCs/>
+          <w:color w:val="00000A"/>
+        </w:rPr>
+        <w:t>analog</w:t>
+      </w:r>
+      <w:proofErr w:type="spellEnd"/>
+      <w:r>
+        <w:rPr>
+          <w:rFonts w:cs="Arial"/>
+          <w:bCs/>
+          <w:color w:val="00000A"/>
+        </w:rPr>
+        <w:t xml:space="preserve"> load as 1.67 V (the average voltage across the cycle). The same signal with a 33% duty cycle would appear to be 1.1V. </w:t>
       </w:r>
       <w:r>
         <w:rPr>
@@ -5112,9 +5261,19 @@
       <w:r>
         <w:t xml:space="preserve">First, write the program in RISC-V assembly language and run it on the </w:t>
       </w:r>
-      <w:r>
-        <w:t>Nexys Video Video</w:t>
-      </w:r>
+      <w:proofErr w:type="spellStart"/>
+      <w:r>
+        <w:t>Nexys</w:t>
+      </w:r>
+      <w:proofErr w:type="spellEnd"/>
+      <w:r>
+        <w:t xml:space="preserve"> Video </w:t>
+      </w:r>
+      <w:proofErr w:type="spellStart"/>
+      <w:r>
+        <w:t>Video</w:t>
+      </w:r>
+      <w:proofErr w:type="spellEnd"/>
       <w:r>
         <w:t xml:space="preserve"> </w:t>
       </w:r>
@@ -5164,9 +5323,19 @@
         </w:rPr>
         <w:t xml:space="preserve">Now write the program in C and run it on the </w:t>
       </w:r>
-      <w:r>
-        <w:t>Nexys Video Video</w:t>
-      </w:r>
+      <w:proofErr w:type="spellStart"/>
+      <w:r>
+        <w:t>Nexys</w:t>
+      </w:r>
+      <w:proofErr w:type="spellEnd"/>
+      <w:r>
+        <w:t xml:space="preserve"> Video </w:t>
+      </w:r>
+      <w:proofErr w:type="spellStart"/>
+      <w:r>
+        <w:t>Video</w:t>
+      </w:r>
+      <w:proofErr w:type="spellEnd"/>
       <w:r>
         <w:rPr>
           <w:color w:val="00000A"/>
@@ -5325,6 +5494,7 @@
         </w:rPr>
         <w:t xml:space="preserve"> </w:t>
       </w:r>
+      <w:proofErr w:type="spellStart"/>
       <w:r>
         <w:rPr>
           <w:b w:val="0"/>
@@ -5335,6 +5505,7 @@
         </w:rPr>
         <w:t>RVfpga</w:t>
       </w:r>
+      <w:proofErr w:type="spellEnd"/>
       <w:r>
         <w:rPr>
           <w:b w:val="0"/>
@@ -5435,6 +5606,7 @@
         </w:rPr>
         <w:t xml:space="preserve"> LEDs available on the </w:t>
       </w:r>
+      <w:proofErr w:type="spellStart"/>
       <w:r>
         <w:rPr>
           <w:b w:val="0"/>
@@ -5443,8 +5615,31 @@
           <w:sz w:val="22"/>
           <w:szCs w:val="22"/>
         </w:rPr>
-        <w:t>Nexys Video Video</w:t>
-      </w:r>
+        <w:t>Nexys</w:t>
+      </w:r>
+      <w:proofErr w:type="spellEnd"/>
+      <w:r>
+        <w:rPr>
+          <w:b w:val="0"/>
+          <w:bCs w:val="0"/>
+          <w:color w:val="00000A"/>
+          <w:sz w:val="22"/>
+          <w:szCs w:val="22"/>
+        </w:rPr>
+        <w:t xml:space="preserve"> Video </w:t>
+      </w:r>
+      <w:proofErr w:type="spellStart"/>
+      <w:r>
+        <w:rPr>
+          <w:b w:val="0"/>
+          <w:bCs w:val="0"/>
+          <w:color w:val="00000A"/>
+          <w:sz w:val="22"/>
+          <w:szCs w:val="22"/>
+        </w:rPr>
+        <w:t>Video</w:t>
+      </w:r>
+      <w:proofErr w:type="spellEnd"/>
       <w:r>
         <w:rPr>
           <w:b w:val="0"/>
@@ -5635,6 +5830,7 @@
         </w:rPr>
         <w:t xml:space="preserve">the </w:t>
       </w:r>
+      <w:proofErr w:type="spellStart"/>
       <w:r>
         <w:rPr>
           <w:rFonts w:cs="Arial"/>
@@ -5649,6 +5845,7 @@
         </w:rPr>
         <w:t>X</w:t>
       </w:r>
+      <w:proofErr w:type="spellEnd"/>
       <w:r>
         <w:rPr>
           <w:rFonts w:cs="Arial"/>
@@ -5766,7 +5963,15 @@
           <w:rFonts w:cs="Arial"/>
           <w:color w:val="00000A"/>
         </w:rPr>
-        <w:t xml:space="preserve"> and the V</w:t>
+        <w:t xml:space="preserve"> and the </w:t>
+      </w:r>
+      <w:proofErr w:type="spellStart"/>
+      <w:r>
+        <w:rPr>
+          <w:rFonts w:cs="Arial"/>
+          <w:color w:val="00000A"/>
+        </w:rPr>
+        <w:t>V</w:t>
       </w:r>
       <w:r>
         <w:rPr>
@@ -5775,6 +5980,7 @@
         </w:rPr>
         <w:t>eeR</w:t>
       </w:r>
+      <w:proofErr w:type="spellEnd"/>
       <w:r>
         <w:rPr>
           <w:rFonts w:cs="Arial"/>
@@ -5870,9 +6076,19 @@
         </w:rPr>
         <w:t xml:space="preserve">Note that, as opposed to previous labs, this peripheral (the timer) is not connected physically to the </w:t>
       </w:r>
-      <w:r>
-        <w:t>Nexys Video Video</w:t>
-      </w:r>
+      <w:proofErr w:type="spellStart"/>
+      <w:r>
+        <w:t>Nexys</w:t>
+      </w:r>
+      <w:proofErr w:type="spellEnd"/>
+      <w:r>
+        <w:t xml:space="preserve"> Video </w:t>
+      </w:r>
+      <w:proofErr w:type="spellStart"/>
+      <w:r>
+        <w:t>Video</w:t>
+      </w:r>
+      <w:proofErr w:type="spellEnd"/>
       <w:r>
         <w:rPr>
           <w:rFonts w:cs="Arial"/>
@@ -5887,6 +6103,7 @@
         </w:rPr>
         <w:t xml:space="preserve">. The timer is internal to </w:t>
       </w:r>
+      <w:proofErr w:type="spellStart"/>
       <w:r>
         <w:rPr>
           <w:rFonts w:cs="Arial"/>
@@ -5901,6 +6118,7 @@
         </w:rPr>
         <w:t>X</w:t>
       </w:r>
+      <w:proofErr w:type="spellEnd"/>
       <w:r>
         <w:rPr>
           <w:rFonts w:cs="Arial"/>
@@ -5934,11 +6152,172 @@
           <w:noProof/>
           <w:color w:val="00000A"/>
         </w:rPr>
+        <w:lastRenderedPageBreak/>
+        <mc:AlternateContent>
+          <mc:Choice Requires="wps">
+            <w:drawing>
+              <wp:anchor distT="0" distB="0" distL="114300" distR="114300" simplePos="0" relativeHeight="251661312" behindDoc="0" locked="0" layoutInCell="1" allowOverlap="1" wp14:anchorId="302935C5" wp14:editId="0D314CDE">
+                <wp:simplePos x="0" y="0"/>
+                <wp:positionH relativeFrom="column">
+                  <wp:posOffset>2614863</wp:posOffset>
+                </wp:positionH>
+                <wp:positionV relativeFrom="paragraph">
+                  <wp:posOffset>-164432</wp:posOffset>
+                </wp:positionV>
+                <wp:extent cx="3015749" cy="3140243"/>
+                <wp:effectExtent l="0" t="0" r="13335" b="22225"/>
+                <wp:wrapNone/>
+                <wp:docPr id="1894886835" name="矩形 1"/>
+                <wp:cNvGraphicFramePr/>
+                <a:graphic xmlns:a="http://schemas.openxmlformats.org/drawingml/2006/main">
+                  <a:graphicData uri="http://schemas.microsoft.com/office/word/2010/wordprocessingShape">
+                    <wps:wsp>
+                      <wps:cNvSpPr/>
+                      <wps:spPr>
+                        <a:xfrm>
+                          <a:off x="0" y="0"/>
+                          <a:ext cx="3015749" cy="3140243"/>
+                        </a:xfrm>
+                        <a:prstGeom prst="rect">
+                          <a:avLst/>
+                        </a:prstGeom>
+                        <a:noFill/>
+                        <a:ln>
+                          <a:solidFill>
+                            <a:srgbClr val="EE0000"/>
+                          </a:solidFill>
+                        </a:ln>
+                      </wps:spPr>
+                      <wps:style>
+                        <a:lnRef idx="2">
+                          <a:schemeClr val="accent1">
+                            <a:shade val="15000"/>
+                          </a:schemeClr>
+                        </a:lnRef>
+                        <a:fillRef idx="1">
+                          <a:schemeClr val="accent1"/>
+                        </a:fillRef>
+                        <a:effectRef idx="0">
+                          <a:schemeClr val="accent1"/>
+                        </a:effectRef>
+                        <a:fontRef idx="minor">
+                          <a:schemeClr val="lt1"/>
+                        </a:fontRef>
+                      </wps:style>
+                      <wps:bodyPr rot="0" spcFirstLastPara="0" vertOverflow="overflow" horzOverflow="overflow" vert="horz" wrap="square" lIns="91440" tIns="45720" rIns="91440" bIns="45720" numCol="1" spcCol="0" rtlCol="0" fromWordArt="0" anchor="ctr" anchorCtr="0" forceAA="0" compatLnSpc="1">
+                        <a:prstTxWarp prst="textNoShape">
+                          <a:avLst/>
+                        </a:prstTxWarp>
+                        <a:noAutofit/>
+                      </wps:bodyPr>
+                    </wps:wsp>
+                  </a:graphicData>
+                </a:graphic>
+                <wp14:sizeRelH relativeFrom="margin">
+                  <wp14:pctWidth>0</wp14:pctWidth>
+                </wp14:sizeRelH>
+                <wp14:sizeRelV relativeFrom="margin">
+                  <wp14:pctHeight>0</wp14:pctHeight>
+                </wp14:sizeRelV>
+              </wp:anchor>
+            </w:drawing>
+          </mc:Choice>
+          <mc:Fallback>
+            <w:pict>
+              <v:rect w14:anchorId="4864060C" id="矩形 1" o:spid="_x0000_s1026" style="position:absolute;margin-left:205.9pt;margin-top:-12.95pt;width:237.45pt;height:247.25pt;z-index:251661312;visibility:visible;mso-wrap-style:square;mso-width-percent:0;mso-height-percent:0;mso-wrap-distance-left:9pt;mso-wrap-distance-top:0;mso-wrap-distance-right:9pt;mso-wrap-distance-bottom:0;mso-position-horizontal:absolute;mso-position-horizontal-relative:text;mso-position-vertical:absolute;mso-position-vertical-relative:text;mso-width-percent:0;mso-height-percent:0;mso-width-relative:margin;mso-height-relative:margin;v-text-anchor:middle" o:gfxdata="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" filled="f" strokecolor="#e00" strokeweight="2pt"/>
+            </w:pict>
+          </mc:Fallback>
+        </mc:AlternateContent>
+      </w:r>
+      <w:r>
+        <w:rPr>
+          <w:rFonts w:cs="Arial"/>
+          <w:bCs/>
+          <w:noProof/>
+          <w:color w:val="00000A"/>
+        </w:rPr>
+        <mc:AlternateContent>
+          <mc:Choice Requires="wps">
+            <w:drawing>
+              <wp:anchor distT="0" distB="0" distL="114300" distR="114300" simplePos="0" relativeHeight="251659264" behindDoc="0" locked="0" layoutInCell="1" allowOverlap="1" wp14:anchorId="6F45CA5C" wp14:editId="3C54C247">
+                <wp:simplePos x="0" y="0"/>
+                <wp:positionH relativeFrom="column">
+                  <wp:posOffset>1163053</wp:posOffset>
+                </wp:positionH>
+                <wp:positionV relativeFrom="paragraph">
+                  <wp:posOffset>1772653</wp:posOffset>
+                </wp:positionV>
+                <wp:extent cx="1283368" cy="368968"/>
+                <wp:effectExtent l="0" t="0" r="12065" b="12065"/>
+                <wp:wrapNone/>
+                <wp:docPr id="789902967" name="矩形 1"/>
+                <wp:cNvGraphicFramePr/>
+                <a:graphic xmlns:a="http://schemas.openxmlformats.org/drawingml/2006/main">
+                  <a:graphicData uri="http://schemas.microsoft.com/office/word/2010/wordprocessingShape">
+                    <wps:wsp>
+                      <wps:cNvSpPr/>
+                      <wps:spPr>
+                        <a:xfrm>
+                          <a:off x="0" y="0"/>
+                          <a:ext cx="1283368" cy="368968"/>
+                        </a:xfrm>
+                        <a:prstGeom prst="rect">
+                          <a:avLst/>
+                        </a:prstGeom>
+                        <a:noFill/>
+                        <a:ln>
+                          <a:solidFill>
+                            <a:srgbClr val="EE0000"/>
+                          </a:solidFill>
+                        </a:ln>
+                      </wps:spPr>
+                      <wps:style>
+                        <a:lnRef idx="2">
+                          <a:schemeClr val="accent1">
+                            <a:shade val="15000"/>
+                          </a:schemeClr>
+                        </a:lnRef>
+                        <a:fillRef idx="1">
+                          <a:schemeClr val="accent1"/>
+                        </a:fillRef>
+                        <a:effectRef idx="0">
+                          <a:schemeClr val="accent1"/>
+                        </a:effectRef>
+                        <a:fontRef idx="minor">
+                          <a:schemeClr val="lt1"/>
+                        </a:fontRef>
+                      </wps:style>
+                      <wps:bodyPr rot="0" spcFirstLastPara="0" vertOverflow="overflow" horzOverflow="overflow" vert="horz" wrap="square" lIns="91440" tIns="45720" rIns="91440" bIns="45720" numCol="1" spcCol="0" rtlCol="0" fromWordArt="0" anchor="ctr" anchorCtr="0" forceAA="0" compatLnSpc="1">
+                        <a:prstTxWarp prst="textNoShape">
+                          <a:avLst/>
+                        </a:prstTxWarp>
+                        <a:noAutofit/>
+                      </wps:bodyPr>
+                    </wps:wsp>
+                  </a:graphicData>
+                </a:graphic>
+              </wp:anchor>
+            </w:drawing>
+          </mc:Choice>
+          <mc:Fallback>
+            <w:pict>
+              <v:rect w14:anchorId="5FFC8C08" id="矩形 1" o:spid="_x0000_s1026" style="position:absolute;margin-left:91.6pt;margin-top:139.6pt;width:101.05pt;height:29.05pt;z-index:251659264;visibility:visible;mso-wrap-style:square;mso-wrap-distance-left:9pt;mso-wrap-distance-top:0;mso-wrap-distance-right:9pt;mso-wrap-distance-bottom:0;mso-position-horizontal:absolute;mso-position-horizontal-relative:text;mso-position-vertical:absolute;mso-position-vertical-relative:text;v-text-anchor:middle" o:gfxdata="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" filled="f" strokecolor="#e00" strokeweight="2pt"/>
+            </w:pict>
+          </mc:Fallback>
+        </mc:AlternateContent>
+      </w:r>
+      <w:r>
+        <w:rPr>
+          <w:rFonts w:cs="Arial"/>
+          <w:bCs/>
+          <w:noProof/>
+          <w:color w:val="00000A"/>
+        </w:rPr>
         <w:drawing>
-          <wp:inline distT="0" distB="0" distL="0" distR="0" wp14:anchorId="0F016F1D" wp14:editId="6060D238">
-            <wp:extent cx="5207000" cy="2970401"/>
-            <wp:effectExtent l="0" t="0" r="0" b="1905"/>
-            <wp:docPr id="1150682243" name="Picture 1" descr="A screenshot of a computer&#10;&#10;Description automatically generated"/>
+          <wp:inline distT="0" distB="0" distL="0" distR="0" wp14:anchorId="0F016F1D" wp14:editId="4467EA26">
+            <wp:extent cx="5212188" cy="2915291"/>
+            <wp:effectExtent l="0" t="0" r="7620" b="0"/>
+            <wp:docPr id="1150682243" name="Picture 1"/>
             <wp:cNvGraphicFramePr>
               <a:graphicFrameLocks xmlns:a="http://schemas.openxmlformats.org/drawingml/2006/main" noChangeAspect="1"/>
             </wp:cNvGraphicFramePr>
@@ -5946,7 +6325,7 @@
               <a:graphicData uri="http://schemas.openxmlformats.org/drawingml/2006/picture">
                 <pic:pic xmlns:pic="http://schemas.openxmlformats.org/drawingml/2006/picture">
                   <pic:nvPicPr>
-                    <pic:cNvPr id="1150682243" name="Picture 1" descr="A screenshot of a computer&#10;&#10;Description automatically generated"/>
+                    <pic:cNvPr id="1150682243" name="Picture 1"/>
                     <pic:cNvPicPr/>
                   </pic:nvPicPr>
                   <pic:blipFill>
@@ -5964,7 +6343,7 @@
                   <pic:spPr>
                     <a:xfrm>
                       <a:off x="0" y="0"/>
-                      <a:ext cx="5212188" cy="2973361"/>
+                      <a:ext cx="5212188" cy="2915291"/>
                     </a:xfrm>
                     <a:prstGeom prst="rect">
                       <a:avLst/>
@@ -6081,6 +6460,7 @@
         </w:rPr>
         <w:t xml:space="preserve">module </w:t>
       </w:r>
+      <w:proofErr w:type="spellStart"/>
       <w:r>
         <w:rPr>
           <w:rFonts w:cs="Arial"/>
@@ -6099,6 +6479,7 @@
         </w:rPr>
         <w:t>_core</w:t>
       </w:r>
+      <w:proofErr w:type="spellEnd"/>
       <w:r>
         <w:rPr>
           <w:rFonts w:cs="Arial"/>
@@ -6120,33 +6501,16 @@
           <w:i/>
           <w:iCs/>
         </w:rPr>
-        <w:t>Nexys Video</w:t>
-      </w:r>
+        <w:t xml:space="preserve">Nexys </w:t>
+      </w:r>
+      <w:proofErr w:type="spellStart"/>
       <w:r>
         <w:rPr>
           <w:rFonts w:eastAsia="Arial" w:cs="Arial"/>
           <w:i/>
           <w:iCs/>
         </w:rPr>
-        <w:t>VideoNoDDRPath]</w:t>
-      </w:r>
-      <w:r>
-        <w:rPr>
-          <w:rFonts w:cs="Arial"/>
-          <w:i/>
-          <w:iCs/>
-          <w:color w:val="00000A"/>
-        </w:rPr>
-        <w:t>/src/</w:t>
-      </w:r>
-      <w:r>
-        <w:rPr>
-          <w:rFonts w:cs="Arial"/>
-          <w:i/>
-          <w:iCs/>
-          <w:color w:val="00000A"/>
-        </w:rPr>
-        <w:t>VeeRwolf</w:t>
+        <w:t>Video</w:t>
       </w:r>
       <w:r>
         <w:rPr>
@@ -6154,24 +6518,93 @@
           <w:i/>
           <w:iCs/>
         </w:rPr>
-        <w:t>/</w:t>
-      </w:r>
+        <w:t>VideoNoDDRPath</w:t>
+      </w:r>
+      <w:proofErr w:type="spellEnd"/>
       <w:r>
         <w:rPr>
           <w:rFonts w:eastAsia="Arial" w:cs="Arial"/>
           <w:i/>
           <w:iCs/>
         </w:rPr>
-        <w:t>veerwolf</w:t>
-      </w:r>
+        <w:t>]</w:t>
+      </w:r>
+      <w:r>
+        <w:rPr>
+          <w:rFonts w:cs="Arial"/>
+          <w:i/>
+          <w:iCs/>
+          <w:color w:val="00000A"/>
+        </w:rPr>
+        <w:t>/</w:t>
+      </w:r>
+      <w:proofErr w:type="spellStart"/>
+      <w:r>
+        <w:rPr>
+          <w:rFonts w:cs="Arial"/>
+          <w:i/>
+          <w:iCs/>
+          <w:color w:val="00000A"/>
+        </w:rPr>
+        <w:t>src</w:t>
+      </w:r>
+      <w:proofErr w:type="spellEnd"/>
+      <w:r>
+        <w:rPr>
+          <w:rFonts w:cs="Arial"/>
+          <w:i/>
+          <w:iCs/>
+          <w:color w:val="00000A"/>
+        </w:rPr>
+        <w:t>/</w:t>
+      </w:r>
+      <w:proofErr w:type="spellStart"/>
+      <w:r>
+        <w:rPr>
+          <w:rFonts w:cs="Arial"/>
+          <w:i/>
+          <w:iCs/>
+          <w:color w:val="00000A"/>
+        </w:rPr>
+        <w:t>VeeRwolf</w:t>
+      </w:r>
+      <w:proofErr w:type="spellEnd"/>
       <w:r>
         <w:rPr>
           <w:rFonts w:eastAsia="Arial" w:cs="Arial"/>
           <w:i/>
           <w:iCs/>
         </w:rPr>
-        <w:t>_core.v</w:t>
-      </w:r>
+        <w:t>/</w:t>
+      </w:r>
+      <w:proofErr w:type="spellStart"/>
+      <w:r>
+        <w:rPr>
+          <w:rFonts w:eastAsia="Arial" w:cs="Arial"/>
+          <w:i/>
+          <w:iCs/>
+        </w:rPr>
+        <w:t>veerwolf</w:t>
+      </w:r>
+      <w:r>
+        <w:rPr>
+          <w:rFonts w:eastAsia="Arial" w:cs="Arial"/>
+          <w:i/>
+          <w:iCs/>
+        </w:rPr>
+        <w:t>_</w:t>
+      </w:r>
+      <w:proofErr w:type="gramStart"/>
+      <w:r>
+        <w:rPr>
+          <w:rFonts w:eastAsia="Arial" w:cs="Arial"/>
+          <w:i/>
+          <w:iCs/>
+        </w:rPr>
+        <w:t>core.v</w:t>
+      </w:r>
+      <w:proofErr w:type="spellEnd"/>
+      <w:proofErr w:type="gramEnd"/>
       <w:r>
         <w:rPr>
           <w:rFonts w:cs="Arial"/>
@@ -6323,6 +6756,7 @@
       <w:r>
         <w:t xml:space="preserve">. Integration of the timer module (file </w:t>
       </w:r>
+      <w:proofErr w:type="spellStart"/>
       <w:r>
         <w:rPr>
           <w:i/>
@@ -6333,8 +6767,17 @@
         <w:rPr>
           <w:i/>
         </w:rPr>
-        <w:t>_core.v</w:t>
-      </w:r>
+        <w:t>_</w:t>
+      </w:r>
+      <w:proofErr w:type="gramStart"/>
+      <w:r>
+        <w:rPr>
+          <w:i/>
+        </w:rPr>
+        <w:t>core.v</w:t>
+      </w:r>
+      <w:proofErr w:type="spellEnd"/>
+      <w:proofErr w:type="gramEnd"/>
       <w:r>
         <w:t>).</w:t>
       </w:r>
@@ -6497,12 +6940,21 @@
         </w:rPr>
         <w:t xml:space="preserve"> allow the </w:t>
       </w:r>
-      <w:r>
-        <w:rPr>
-          <w:rFonts w:cs="Arial"/>
-          <w:color w:val="00000A"/>
-        </w:rPr>
-        <w:t xml:space="preserve">VeeR </w:t>
+      <w:proofErr w:type="spellStart"/>
+      <w:r>
+        <w:rPr>
+          <w:rFonts w:cs="Arial"/>
+          <w:color w:val="00000A"/>
+        </w:rPr>
+        <w:t>VeeR</w:t>
+      </w:r>
+      <w:proofErr w:type="spellEnd"/>
+      <w:r>
+        <w:rPr>
+          <w:rFonts w:cs="Arial"/>
+          <w:color w:val="00000A"/>
+        </w:rPr>
+        <w:t xml:space="preserve"> </w:t>
       </w:r>
       <w:r>
         <w:rPr>
@@ -6595,12 +7047,14 @@
         </w:rPr>
         <w:t xml:space="preserve">, connect the timer module with external devices; for example, </w:t>
       </w:r>
+      <w:proofErr w:type="spellStart"/>
       <w:r>
         <w:rPr>
           <w:rFonts w:ascii="Courier New" w:eastAsia="Arial" w:hAnsi="Courier New" w:cs="Courier New"/>
         </w:rPr>
         <w:t>pwm_pad_o</w:t>
       </w:r>
+      <w:proofErr w:type="spellEnd"/>
       <w:r>
         <w:rPr>
           <w:rFonts w:eastAsia="Arial" w:cs="Arial"/>
@@ -6611,7 +7065,14 @@
         <w:rPr>
           <w:rFonts w:eastAsia="Arial" w:cs="Arial"/>
         </w:rPr>
-        <w:t xml:space="preserve">PWM output signal </w:t>
+        <w:t xml:space="preserve">PWM </w:t>
+      </w:r>
+      <w:r>
+        <w:rPr>
+          <w:rFonts w:eastAsia="Arial" w:cs="Arial"/>
+        </w:rPr>
+        <w:lastRenderedPageBreak/>
+        <w:t xml:space="preserve">output signal </w:t>
       </w:r>
       <w:r>
         <w:rPr>
@@ -6863,6 +7324,7 @@
                 <w:sz w:val="20"/>
               </w:rPr>
             </w:pPr>
+            <w:proofErr w:type="spellStart"/>
             <w:r>
               <w:rPr>
                 <w:rFonts w:eastAsia="Arial" w:cs="Arial"/>
@@ -6870,6 +7332,7 @@
               </w:rPr>
               <w:t>wb_cyc_i</w:t>
             </w:r>
+            <w:proofErr w:type="spellEnd"/>
           </w:p>
         </w:tc>
         <w:tc>
@@ -6975,6 +7438,7 @@
                 <w:sz w:val="20"/>
               </w:rPr>
             </w:pPr>
+            <w:proofErr w:type="spellStart"/>
             <w:r>
               <w:rPr>
                 <w:rFonts w:eastAsia="Arial" w:cs="Arial"/>
@@ -6982,6 +7446,7 @@
               </w:rPr>
               <w:t>wb_adr_i</w:t>
             </w:r>
+            <w:proofErr w:type="spellEnd"/>
           </w:p>
         </w:tc>
         <w:tc>
@@ -7087,6 +7552,7 @@
                 <w:sz w:val="20"/>
               </w:rPr>
             </w:pPr>
+            <w:proofErr w:type="spellStart"/>
             <w:r>
               <w:rPr>
                 <w:rFonts w:eastAsia="Arial" w:cs="Arial"/>
@@ -7094,6 +7560,7 @@
               </w:rPr>
               <w:t>wb_dat_i</w:t>
             </w:r>
+            <w:proofErr w:type="spellEnd"/>
           </w:p>
         </w:tc>
         <w:tc>
@@ -7199,6 +7666,7 @@
                 <w:sz w:val="20"/>
               </w:rPr>
             </w:pPr>
+            <w:proofErr w:type="spellStart"/>
             <w:r>
               <w:rPr>
                 <w:rFonts w:eastAsia="Arial" w:cs="Arial"/>
@@ -7206,6 +7674,7 @@
               </w:rPr>
               <w:t>wb_dat_o</w:t>
             </w:r>
+            <w:proofErr w:type="spellEnd"/>
           </w:p>
         </w:tc>
         <w:tc>
@@ -7311,6 +7780,7 @@
                 <w:sz w:val="20"/>
               </w:rPr>
             </w:pPr>
+            <w:proofErr w:type="spellStart"/>
             <w:r>
               <w:rPr>
                 <w:rFonts w:eastAsia="Arial" w:cs="Arial"/>
@@ -7318,6 +7788,7 @@
               </w:rPr>
               <w:t>wb_sel_i</w:t>
             </w:r>
+            <w:proofErr w:type="spellEnd"/>
           </w:p>
         </w:tc>
         <w:tc>
@@ -7437,6 +7908,7 @@
                 <w:sz w:val="20"/>
               </w:rPr>
             </w:pPr>
+            <w:proofErr w:type="spellStart"/>
             <w:r>
               <w:rPr>
                 <w:rFonts w:eastAsia="Arial" w:cs="Arial"/>
@@ -7444,6 +7916,7 @@
               </w:rPr>
               <w:t>wb_ack_o</w:t>
             </w:r>
+            <w:proofErr w:type="spellEnd"/>
           </w:p>
         </w:tc>
         <w:tc>
@@ -7549,6 +8022,7 @@
                 <w:sz w:val="20"/>
               </w:rPr>
             </w:pPr>
+            <w:proofErr w:type="spellStart"/>
             <w:r>
               <w:rPr>
                 <w:rFonts w:eastAsia="Arial" w:cs="Arial"/>
@@ -7556,6 +8030,7 @@
               </w:rPr>
               <w:t>wb_err_o</w:t>
             </w:r>
+            <w:proofErr w:type="spellEnd"/>
           </w:p>
         </w:tc>
         <w:tc>
@@ -7661,6 +8136,7 @@
                 <w:sz w:val="20"/>
               </w:rPr>
             </w:pPr>
+            <w:proofErr w:type="spellStart"/>
             <w:r>
               <w:rPr>
                 <w:rFonts w:eastAsia="Arial" w:cs="Arial"/>
@@ -7668,6 +8144,7 @@
               </w:rPr>
               <w:t>wb_rty_o</w:t>
             </w:r>
+            <w:proofErr w:type="spellEnd"/>
           </w:p>
         </w:tc>
         <w:tc>
@@ -7773,6 +8250,7 @@
                 <w:sz w:val="20"/>
               </w:rPr>
             </w:pPr>
+            <w:proofErr w:type="spellStart"/>
             <w:r>
               <w:rPr>
                 <w:rFonts w:eastAsia="Arial" w:cs="Arial"/>
@@ -7780,6 +8258,7 @@
               </w:rPr>
               <w:t>wb_we_i</w:t>
             </w:r>
+            <w:proofErr w:type="spellEnd"/>
           </w:p>
         </w:tc>
         <w:tc>
@@ -7885,6 +8364,7 @@
                 <w:sz w:val="20"/>
               </w:rPr>
             </w:pPr>
+            <w:proofErr w:type="spellStart"/>
             <w:r>
               <w:rPr>
                 <w:rFonts w:eastAsia="Arial" w:cs="Arial"/>
@@ -7892,6 +8372,7 @@
               </w:rPr>
               <w:t>wb_stb_i</w:t>
             </w:r>
+            <w:proofErr w:type="spellEnd"/>
           </w:p>
         </w:tc>
         <w:tc>
@@ -7997,6 +8478,7 @@
                 <w:sz w:val="20"/>
               </w:rPr>
             </w:pPr>
+            <w:proofErr w:type="spellStart"/>
             <w:r>
               <w:rPr>
                 <w:rFonts w:eastAsia="Arial" w:cs="Arial"/>
@@ -8004,6 +8486,7 @@
               </w:rPr>
               <w:t>wb_inta_o</w:t>
             </w:r>
+            <w:proofErr w:type="spellEnd"/>
           </w:p>
         </w:tc>
         <w:tc>
@@ -8298,6 +8781,7 @@
                 <w:sz w:val="20"/>
               </w:rPr>
             </w:pPr>
+            <w:proofErr w:type="spellStart"/>
             <w:r>
               <w:rPr>
                 <w:rFonts w:eastAsia="Arial" w:cs="Arial"/>
@@ -8305,6 +8789,7 @@
               </w:rPr>
               <w:t>gate_clk_pad_i</w:t>
             </w:r>
+            <w:proofErr w:type="spellEnd"/>
           </w:p>
         </w:tc>
         <w:tc>
@@ -8439,6 +8924,7 @@
                 <w:sz w:val="20"/>
               </w:rPr>
             </w:pPr>
+            <w:proofErr w:type="spellStart"/>
             <w:r>
               <w:rPr>
                 <w:rFonts w:eastAsia="Arial" w:cs="Arial"/>
@@ -8446,6 +8932,7 @@
               </w:rPr>
               <w:t>capt_pad_i</w:t>
             </w:r>
+            <w:proofErr w:type="spellEnd"/>
           </w:p>
         </w:tc>
         <w:tc>
@@ -8552,6 +9039,7 @@
                 <w:sz w:val="20"/>
               </w:rPr>
             </w:pPr>
+            <w:proofErr w:type="spellStart"/>
             <w:r>
               <w:rPr>
                 <w:rFonts w:eastAsia="Arial" w:cs="Arial"/>
@@ -8559,6 +9047,7 @@
               </w:rPr>
               <w:t>pwm_pad_o</w:t>
             </w:r>
+            <w:proofErr w:type="spellEnd"/>
           </w:p>
         </w:tc>
         <w:tc>
@@ -8665,6 +9154,7 @@
                 <w:sz w:val="20"/>
               </w:rPr>
             </w:pPr>
+            <w:proofErr w:type="spellStart"/>
             <w:r>
               <w:rPr>
                 <w:rFonts w:eastAsia="Arial" w:cs="Arial"/>
@@ -8672,6 +9162,7 @@
               </w:rPr>
               <w:t>oen_padoen_o</w:t>
             </w:r>
+            <w:proofErr w:type="spellEnd"/>
           </w:p>
         </w:tc>
         <w:tc>
@@ -9045,6 +9536,7 @@
         </w:rPr>
         <w:t xml:space="preserve">Connection between the timer and the </w:t>
       </w:r>
+      <w:proofErr w:type="spellStart"/>
       <w:r>
         <w:rPr>
           <w:rFonts w:cs="Arial"/>
@@ -9053,8 +9545,9 @@
           <w:sz w:val="24"/>
           <w:szCs w:val="24"/>
         </w:rPr>
-        <w:t xml:space="preserve">VeeR EL2 </w:t>
-      </w:r>
+        <w:t>VeeR</w:t>
+      </w:r>
+      <w:proofErr w:type="spellEnd"/>
       <w:r>
         <w:rPr>
           <w:rFonts w:cs="Arial"/>
@@ -9063,6 +9556,16 @@
           <w:sz w:val="24"/>
           <w:szCs w:val="24"/>
         </w:rPr>
+        <w:t xml:space="preserve"> EL2 </w:t>
+      </w:r>
+      <w:r>
+        <w:rPr>
+          <w:rFonts w:cs="Arial"/>
+          <w:b/>
+          <w:bCs/>
+          <w:sz w:val="24"/>
+          <w:szCs w:val="24"/>
+        </w:rPr>
         <w:t>Core</w:t>
       </w:r>
     </w:p>
@@ -9086,7 +9589,23 @@
           <w:rFonts w:cs="Arial"/>
           <w:color w:val="00000A"/>
         </w:rPr>
-        <w:t>As described in Lab 6, the device controllers are connected to the VeeR EL2 Core using a multiplexer (se</w:t>
+        <w:t xml:space="preserve">As described in Lab 6, the device controllers are connected to the </w:t>
+      </w:r>
+      <w:proofErr w:type="spellStart"/>
+      <w:r>
+        <w:rPr>
+          <w:rFonts w:cs="Arial"/>
+          <w:color w:val="00000A"/>
+        </w:rPr>
+        <w:t>VeeR</w:t>
+      </w:r>
+      <w:proofErr w:type="spellEnd"/>
+      <w:r>
+        <w:rPr>
+          <w:rFonts w:cs="Arial"/>
+          <w:color w:val="00000A"/>
+        </w:rPr>
+        <w:t xml:space="preserve"> EL2 Core using a multiplexer (se</w:t>
       </w:r>
       <w:r>
         <w:rPr>
@@ -9217,6 +9736,7 @@
         </w:rPr>
         <w:t xml:space="preserve">. Then, the </w:t>
       </w:r>
+      <w:proofErr w:type="spellStart"/>
       <w:r>
         <w:rPr>
           <w:rFonts w:ascii="Courier New" w:hAnsi="Courier New" w:cs="Courier New"/>
@@ -9226,6 +9746,7 @@
         </w:rPr>
         <w:t>wb_intercon</w:t>
       </w:r>
+      <w:proofErr w:type="spellEnd"/>
       <w:r>
         <w:rPr>
           <w:color w:val="00000A"/>
@@ -9277,6 +9798,7 @@
         </w:rPr>
         <w:t xml:space="preserve">. This latter file is included in the </w:t>
       </w:r>
+      <w:proofErr w:type="spellStart"/>
       <w:r>
         <w:rPr>
           <w:rFonts w:ascii="Courier New" w:hAnsi="Courier New" w:cs="Courier New"/>
@@ -9286,6 +9808,7 @@
         </w:rPr>
         <w:t>veerwolf_core</w:t>
       </w:r>
+      <w:proofErr w:type="spellEnd"/>
       <w:r>
         <w:rPr>
           <w:color w:val="00000A"/>
@@ -9306,15 +9829,16 @@
           <w:iCs/>
           <w:color w:val="00000A"/>
         </w:rPr>
-        <w:t>Nexys Video</w:t>
-      </w:r>
+        <w:t xml:space="preserve">Nexys </w:t>
+      </w:r>
+      <w:proofErr w:type="spellStart"/>
       <w:r>
         <w:rPr>
           <w:i/>
           <w:iCs/>
           <w:color w:val="00000A"/>
         </w:rPr>
-        <w:t>VideoNoDDRPath]</w:t>
+        <w:t>Video</w:t>
       </w:r>
       <w:r>
         <w:rPr>
@@ -9322,8 +9846,71 @@
           <w:iCs/>
           <w:color w:val="00000A"/>
         </w:rPr>
-        <w:t>/src/VeeRwolf/veerwolf_core.v</w:t>
-      </w:r>
+        <w:t>VideoNoDDRPath</w:t>
+      </w:r>
+      <w:proofErr w:type="spellEnd"/>
+      <w:r>
+        <w:rPr>
+          <w:i/>
+          <w:iCs/>
+          <w:color w:val="00000A"/>
+        </w:rPr>
+        <w:t>]</w:t>
+      </w:r>
+      <w:r>
+        <w:rPr>
+          <w:i/>
+          <w:iCs/>
+          <w:color w:val="00000A"/>
+        </w:rPr>
+        <w:t>/</w:t>
+      </w:r>
+      <w:proofErr w:type="spellStart"/>
+      <w:r>
+        <w:rPr>
+          <w:i/>
+          <w:iCs/>
+          <w:color w:val="00000A"/>
+        </w:rPr>
+        <w:t>src</w:t>
+      </w:r>
+      <w:proofErr w:type="spellEnd"/>
+      <w:r>
+        <w:rPr>
+          <w:i/>
+          <w:iCs/>
+          <w:color w:val="00000A"/>
+        </w:rPr>
+        <w:t>/</w:t>
+      </w:r>
+      <w:proofErr w:type="spellStart"/>
+      <w:r>
+        <w:rPr>
+          <w:i/>
+          <w:iCs/>
+          <w:color w:val="00000A"/>
+        </w:rPr>
+        <w:t>VeeRwolf</w:t>
+      </w:r>
+      <w:proofErr w:type="spellEnd"/>
+      <w:r>
+        <w:rPr>
+          <w:i/>
+          <w:iCs/>
+          <w:color w:val="00000A"/>
+        </w:rPr>
+        <w:t>/</w:t>
+      </w:r>
+      <w:proofErr w:type="spellStart"/>
+      <w:r>
+        <w:rPr>
+          <w:i/>
+          <w:iCs/>
+          <w:color w:val="00000A"/>
+        </w:rPr>
+        <w:t>veerwolf_core.v</w:t>
+      </w:r>
+      <w:proofErr w:type="spellEnd"/>
       <w:r>
         <w:rPr>
           <w:color w:val="00000A"/>
@@ -9354,13 +9941,23 @@
         </w:rPr>
         <w:t>The multiplexer selects which peripheral to read or write, connecting the CPU (</w:t>
       </w:r>
+      <w:proofErr w:type="spellStart"/>
       <w:r>
         <w:rPr>
           <w:rFonts w:ascii="Courier New" w:eastAsia="Arial" w:hAnsi="Courier New" w:cs="Courier New"/>
           <w:iCs/>
           <w:color w:val="00000A"/>
         </w:rPr>
-        <w:t>wb_io_*</w:t>
+        <w:t>wb_io</w:t>
+      </w:r>
+      <w:proofErr w:type="spellEnd"/>
+      <w:r>
+        <w:rPr>
+          <w:rFonts w:ascii="Courier New" w:eastAsia="Arial" w:hAnsi="Courier New" w:cs="Courier New"/>
+          <w:iCs/>
+          <w:color w:val="00000A"/>
+        </w:rPr>
+        <w:t>_*</w:t>
       </w:r>
       <w:r>
         <w:rPr>
@@ -9384,29 +9981,67 @@
         </w:rPr>
         <w:t xml:space="preserve">For example, if the address generated by the CPU is in the range 0x80001200-0x8000123F, the timer module is selected, and thus signals </w:t>
       </w:r>
+      <w:proofErr w:type="spellStart"/>
       <w:r>
         <w:rPr>
           <w:rFonts w:ascii="Courier New" w:hAnsi="Courier New" w:cs="Courier New"/>
           <w:iCs/>
           <w:color w:val="00000A"/>
         </w:rPr>
-        <w:t>wb_io_*</w:t>
-      </w:r>
-      <w:r>
-        <w:rPr>
-          <w:rFonts w:cs="Arial"/>
-          <w:bCs/>
-          <w:color w:val="00000A"/>
-        </w:rPr>
-        <w:t xml:space="preserve"> are connected with signals </w:t>
-      </w:r>
+        <w:t>wb_io</w:t>
+      </w:r>
+      <w:proofErr w:type="spellEnd"/>
       <w:r>
         <w:rPr>
           <w:rFonts w:ascii="Courier New" w:hAnsi="Courier New" w:cs="Courier New"/>
           <w:iCs/>
           <w:color w:val="00000A"/>
         </w:rPr>
-        <w:t>wb_ptc_*</w:t>
+        <w:t>_*</w:t>
+      </w:r>
+      <w:r>
+        <w:rPr>
+          <w:rFonts w:cs="Arial"/>
+          <w:bCs/>
+          <w:color w:val="00000A"/>
+        </w:rPr>
+        <w:t xml:space="preserve"> </w:t>
+      </w:r>
+      <w:proofErr w:type="gramStart"/>
+      <w:r>
+        <w:rPr>
+          <w:rFonts w:cs="Arial"/>
+          <w:bCs/>
+          <w:color w:val="00000A"/>
+        </w:rPr>
+        <w:t>are connected with</w:t>
+      </w:r>
+      <w:proofErr w:type="gramEnd"/>
+      <w:r>
+        <w:rPr>
+          <w:rFonts w:cs="Arial"/>
+          <w:bCs/>
+          <w:color w:val="00000A"/>
+        </w:rPr>
+        <w:t xml:space="preserve"> signals </w:t>
+      </w:r>
+      <w:proofErr w:type="spellStart"/>
+      <w:r>
+        <w:rPr>
+          <w:rFonts w:ascii="Courier New" w:hAnsi="Courier New" w:cs="Courier New"/>
+          <w:iCs/>
+          <w:color w:val="00000A"/>
+        </w:rPr>
+        <w:t>wb_ptc</w:t>
+      </w:r>
+      <w:proofErr w:type="spellEnd"/>
+      <w:r>
+        <w:rPr>
+          <w:rFonts w:ascii="Courier New" w:hAnsi="Courier New" w:cs="Courier New"/>
+          <w:iCs/>
+          <w:color w:val="00000A"/>
+        </w:rPr>
+        <w:t>_*</w:t>
       </w:r>
       <w:r>
         <w:rPr>
@@ -9436,6 +10071,7 @@
         </w:rPr>
       </w:pPr>
       <w:r>
+        <w:lastRenderedPageBreak/>
         <w:br/>
       </w:r>
       <w:r>
@@ -9517,13 +10153,24 @@
       <w:r>
         <w:t xml:space="preserve">1 multiplexer that selects the peripheral connected with the CPU (file </w:t>
       </w:r>
+      <w:proofErr w:type="spellStart"/>
       <w:r>
         <w:rPr>
           <w:i/>
           <w:color w:val="00000A"/>
         </w:rPr>
-        <w:t>wb_intercon.v</w:t>
-      </w:r>
+        <w:t>wb_</w:t>
+      </w:r>
+      <w:proofErr w:type="gramStart"/>
+      <w:r>
+        <w:rPr>
+          <w:i/>
+          <w:color w:val="00000A"/>
+        </w:rPr>
+        <w:t>intercon.v</w:t>
+      </w:r>
+      <w:proofErr w:type="spellEnd"/>
+      <w:proofErr w:type="gramEnd"/>
       <w:r>
         <w:t>)</w:t>
       </w:r>
@@ -9708,6 +10355,7 @@
         </w:rPr>
         <w:t>(</w:t>
       </w:r>
+      <w:proofErr w:type="spellStart"/>
       <w:r>
         <w:rPr>
           <w:rFonts w:ascii="Courier New" w:hAnsi="Courier New" w:cs="Courier New"/>
@@ -9721,6 +10369,7 @@
         </w:rPr>
         <w:t>pwm_pad_o</w:t>
       </w:r>
+      <w:proofErr w:type="spellEnd"/>
       <w:r>
         <w:rPr>
           <w:b w:val="0"/>
@@ -9791,6 +10440,7 @@
         </w:rPr>
         <w:t xml:space="preserve"> available on the </w:t>
       </w:r>
+      <w:proofErr w:type="spellStart"/>
       <w:r>
         <w:rPr>
           <w:b w:val="0"/>
@@ -9799,8 +10449,31 @@
           <w:sz w:val="22"/>
           <w:szCs w:val="22"/>
         </w:rPr>
-        <w:t>Nexys Video Video</w:t>
-      </w:r>
+        <w:t>Nexys</w:t>
+      </w:r>
+      <w:proofErr w:type="spellEnd"/>
+      <w:r>
+        <w:rPr>
+          <w:b w:val="0"/>
+          <w:bCs w:val="0"/>
+          <w:color w:val="00000A"/>
+          <w:sz w:val="22"/>
+          <w:szCs w:val="22"/>
+        </w:rPr>
+        <w:t xml:space="preserve"> Video </w:t>
+      </w:r>
+      <w:proofErr w:type="spellStart"/>
+      <w:r>
+        <w:rPr>
+          <w:b w:val="0"/>
+          <w:bCs w:val="0"/>
+          <w:color w:val="00000A"/>
+          <w:sz w:val="22"/>
+          <w:szCs w:val="22"/>
+        </w:rPr>
+        <w:t>Video</w:t>
+      </w:r>
+      <w:proofErr w:type="spellEnd"/>
       <w:r>
         <w:rPr>
           <w:b w:val="0"/>
@@ -10180,6 +10853,7 @@
         </w:rPr>
         <w:t xml:space="preserve">new timer modules based on the one already included in </w:t>
       </w:r>
+      <w:proofErr w:type="spellStart"/>
       <w:r>
         <w:rPr>
           <w:color w:val="00000A"/>
@@ -10192,6 +10866,7 @@
         </w:rPr>
         <w:t>X</w:t>
       </w:r>
+      <w:proofErr w:type="spellEnd"/>
       <w:r>
         <w:rPr>
           <w:color w:val="00000A"/>
@@ -10433,13 +11108,22 @@
         </w:numPr>
       </w:pPr>
       <w:r>
+        <w:lastRenderedPageBreak/>
         <w:t>You must modify the constraints file</w:t>
       </w:r>
       <w:r>
         <w:t>,</w:t>
       </w:r>
       <w:r>
-        <w:t xml:space="preserve"> taking into account that the </w:t>
+        <w:t xml:space="preserve"> </w:t>
+      </w:r>
+      <w:proofErr w:type="gramStart"/>
+      <w:r>
+        <w:t>taking into account</w:t>
+      </w:r>
+      <w:proofErr w:type="gramEnd"/>
+      <w:r>
+        <w:t xml:space="preserve"> that the </w:t>
       </w:r>
       <w:r>
         <w:t xml:space="preserve">3 colours </w:t>
@@ -10770,297 +11454,23 @@
         <w:t>Next, write the program in C.</w:t>
       </w:r>
     </w:p>
-    <w:p/>
     <w:p>
       <w:pPr>
         <w:rPr>
-          <w:rFonts w:eastAsia="Arial" w:cs="Arial"/>
-          <w:color w:val="00000A"/>
-        </w:rPr>
-      </w:pPr>
-      <w:r>
-        <w:rPr>
-          <w:rFonts w:eastAsia="Arial" w:cs="Arial"/>
-          <w:color w:val="00000A"/>
-        </w:rPr>
-        <w:t>Recall that you can run the same</w:t>
-      </w:r>
-      <w:r>
-        <w:rPr>
-          <w:rFonts w:eastAsia="Arial" w:cs="Arial"/>
-          <w:color w:val="00000A"/>
-        </w:rPr>
-        <w:t xml:space="preserve"> program </w:t>
-      </w:r>
-      <w:r>
-        <w:rPr>
-          <w:rFonts w:eastAsia="Arial" w:cs="Arial"/>
-          <w:color w:val="00000A"/>
-        </w:rPr>
-        <w:t>on</w:t>
-      </w:r>
-      <w:r>
-        <w:rPr>
-          <w:rFonts w:eastAsia="Arial" w:cs="Arial"/>
-          <w:color w:val="00000A"/>
-        </w:rPr>
-        <w:t xml:space="preserve"> </w:t>
-      </w:r>
-      <w:r>
-        <w:rPr>
-          <w:rFonts w:eastAsia="Arial" w:cs="Arial"/>
-          <w:color w:val="00000A"/>
-        </w:rPr>
-        <w:t xml:space="preserve">either </w:t>
-      </w:r>
-      <w:r>
-        <w:rPr>
-          <w:rFonts w:eastAsia="Arial" w:cs="Arial"/>
-          <w:color w:val="00000A"/>
-        </w:rPr>
-        <w:t>RVfpgaEL2-</w:t>
-      </w:r>
-      <w:r>
-        <w:rPr>
-          <w:rFonts w:eastAsia="Arial" w:cs="Arial"/>
-          <w:color w:val="00000A"/>
-        </w:rPr>
-        <w:t>Nexys Video</w:t>
-      </w:r>
-      <w:r>
-        <w:rPr>
-          <w:rFonts w:eastAsia="Arial" w:cs="Arial"/>
-          <w:color w:val="00000A"/>
-        </w:rPr>
-        <w:t>A7</w:t>
-      </w:r>
-      <w:r>
-        <w:rPr>
-          <w:rFonts w:eastAsia="Arial" w:cs="Arial"/>
-          <w:color w:val="00000A"/>
-        </w:rPr>
-        <w:t xml:space="preserve"> </w:t>
-      </w:r>
-      <w:r>
-        <w:rPr>
-          <w:rFonts w:eastAsia="Arial" w:cs="Arial"/>
-          <w:color w:val="00000A"/>
-        </w:rPr>
-        <w:t>or</w:t>
-      </w:r>
-      <w:r>
-        <w:rPr>
-          <w:rFonts w:eastAsia="Arial" w:cs="Arial"/>
-          <w:color w:val="00000A"/>
-        </w:rPr>
-        <w:t xml:space="preserve"> </w:t>
-      </w:r>
-      <w:r>
-        <w:rPr>
-          <w:rFonts w:eastAsia="Arial" w:cs="Arial"/>
-          <w:color w:val="00000A"/>
-        </w:rPr>
-        <w:t xml:space="preserve">RVfpgaEL2-ViDBo. For example, </w:t>
-      </w:r>
-      <w:r>
-        <w:rPr>
-          <w:rFonts w:eastAsia="Arial" w:cs="Arial"/>
-          <w:color w:val="00000A"/>
-        </w:rPr>
-        <w:fldChar w:fldCharType="begin"/>
-      </w:r>
-      <w:r>
-        <w:rPr>
-          <w:rFonts w:eastAsia="Arial" w:cs="Arial"/>
-          <w:color w:val="00000A"/>
-        </w:rPr>
-        <w:instrText xml:space="preserve"> REF _Ref149325224 \h  \* MERGEFORMAT </w:instrText>
-      </w:r>
-      <w:r>
-        <w:rPr>
-          <w:rFonts w:eastAsia="Arial" w:cs="Arial"/>
-          <w:color w:val="00000A"/>
-        </w:rPr>
-      </w:r>
-      <w:r>
-        <w:rPr>
-          <w:rFonts w:eastAsia="Arial" w:cs="Arial"/>
-          <w:color w:val="00000A"/>
-        </w:rPr>
-        <w:fldChar w:fldCharType="separate"/>
-      </w:r>
-      <w:r>
-        <w:t xml:space="preserve">Figure </w:t>
-      </w:r>
-      <w:r>
-        <w:rPr>
-          <w:noProof/>
-        </w:rPr>
-        <w:t>4</w:t>
-      </w:r>
-      <w:r>
-        <w:rPr>
-          <w:rFonts w:eastAsia="Arial" w:cs="Arial"/>
-          <w:color w:val="00000A"/>
-        </w:rPr>
-        <w:fldChar w:fldCharType="end"/>
-      </w:r>
-      <w:r>
-        <w:rPr>
-          <w:rFonts w:eastAsia="Arial" w:cs="Arial"/>
-          <w:color w:val="00000A"/>
-        </w:rPr>
-        <w:t xml:space="preserve"> </w:t>
-      </w:r>
-      <w:r>
-        <w:rPr>
-          <w:rFonts w:eastAsia="Arial" w:cs="Arial"/>
-          <w:color w:val="00000A"/>
-        </w:rPr>
-        <w:t>shows the program running on the modified RVfpgaEL2-ViDBo developed in Exercise 2</w:t>
-      </w:r>
-      <w:r>
-        <w:rPr>
-          <w:rFonts w:eastAsia="Arial" w:cs="Arial"/>
-          <w:color w:val="00000A"/>
-        </w:rPr>
-        <w:t>.</w:t>
-      </w:r>
-    </w:p>
-    <w:p>
-      <w:pPr>
-        <w:rPr>
-          <w:rFonts w:eastAsia="Arial" w:cs="Arial"/>
-          <w:color w:val="00000A"/>
-          <w:lang w:val="en-US"/>
-        </w:rPr>
-      </w:pPr>
-    </w:p>
-    <w:p>
-      <w:pPr>
-        <w:jc w:val="center"/>
-      </w:pPr>
-      <w:r>
-        <w:rPr>
-          <w:noProof/>
-        </w:rPr>
-        <w:drawing>
-          <wp:inline distT="0" distB="0" distL="0" distR="0" wp14:anchorId="44398282" wp14:editId="7D12989E">
-            <wp:extent cx="4260850" cy="4424729"/>
-            <wp:effectExtent l="0" t="0" r="6350" b="0"/>
-            <wp:docPr id="2043777562" name="Picture 1"/>
-            <wp:cNvGraphicFramePr>
-              <a:graphicFrameLocks xmlns:a="http://schemas.openxmlformats.org/drawingml/2006/main" noChangeAspect="1"/>
-            </wp:cNvGraphicFramePr>
-            <a:graphic xmlns:a="http://schemas.openxmlformats.org/drawingml/2006/main">
-              <a:graphicData uri="http://schemas.openxmlformats.org/drawingml/2006/picture">
-                <pic:pic xmlns:pic="http://schemas.openxmlformats.org/drawingml/2006/picture">
-                  <pic:nvPicPr>
-                    <pic:cNvPr id="2043777562" name=""/>
-                    <pic:cNvPicPr/>
-                  </pic:nvPicPr>
-                  <pic:blipFill>
-                    <a:blip r:embed="rId13"/>
-                    <a:stretch>
-                      <a:fillRect/>
-                    </a:stretch>
-                  </pic:blipFill>
-                  <pic:spPr>
-                    <a:xfrm>
-                      <a:off x="0" y="0"/>
-                      <a:ext cx="4264657" cy="4428682"/>
-                    </a:xfrm>
-                    <a:prstGeom prst="rect">
-                      <a:avLst/>
-                    </a:prstGeom>
-                  </pic:spPr>
-                </pic:pic>
-              </a:graphicData>
-            </a:graphic>
-          </wp:inline>
-        </w:drawing>
-      </w:r>
-    </w:p>
-    <w:p>
-      <w:pPr>
-        <w:jc w:val="center"/>
-      </w:pPr>
-    </w:p>
-    <w:p>
-      <w:pPr>
-        <w:jc w:val="center"/>
-        <w:rPr>
+          <w:rFonts w:eastAsiaTheme="minorEastAsia" w:hint="eastAsia"/>
           <w:b/>
           <w:bCs/>
-        </w:rPr>
-      </w:pPr>
-      <w:bookmarkStart w:id="7" w:name="_Ref149325224"/>
-      <w:r>
-        <w:rPr>
-          <w:b/>
-          <w:bCs/>
-        </w:rPr>
-        <w:t xml:space="preserve">Figure </w:t>
-      </w:r>
-      <w:r>
-        <w:rPr>
-          <w:b/>
-          <w:bCs/>
-        </w:rPr>
-        <w:fldChar w:fldCharType="begin"/>
-      </w:r>
-      <w:r>
-        <w:rPr>
-          <w:b/>
-          <w:bCs/>
-        </w:rPr>
-        <w:instrText>SEQ Figure \* ARABIC</w:instrText>
-      </w:r>
-      <w:r>
-        <w:rPr>
-          <w:b/>
-          <w:bCs/>
-        </w:rPr>
-        <w:fldChar w:fldCharType="separate"/>
-      </w:r>
-      <w:r>
-        <w:rPr>
-          <w:b/>
-          <w:bCs/>
-          <w:noProof/>
-        </w:rPr>
-        <w:t>4</w:t>
-      </w:r>
-      <w:r>
-        <w:rPr>
-          <w:b/>
-          <w:bCs/>
-        </w:rPr>
-        <w:fldChar w:fldCharType="end"/>
-      </w:r>
-      <w:bookmarkEnd w:id="7"/>
-      <w:r>
-        <w:rPr>
-          <w:b/>
-          <w:bCs/>
-        </w:rPr>
-        <w:t xml:space="preserve">. </w:t>
-      </w:r>
-      <w:r>
-        <w:rPr>
-          <w:b/>
-          <w:bCs/>
-        </w:rPr>
-        <w:t>RVfpgaEL2-ViDBo running Exercise 3</w:t>
-      </w:r>
+          <w:lang w:eastAsia="zh-CN"/>
+        </w:rPr>
+      </w:pPr>
     </w:p>
     <w:sectPr>
-      <w:headerReference w:type="even" r:id="rId14"/>
-      <w:headerReference w:type="default" r:id="rId15"/>
-      <w:footerReference w:type="even" r:id="rId16"/>
-      <w:footerReference w:type="default" r:id="rId17"/>
-      <w:headerReference w:type="first" r:id="rId18"/>
-      <w:footerReference w:type="first" r:id="rId19"/>
+      <w:headerReference w:type="even" r:id="rId13"/>
+      <w:headerReference w:type="default" r:id="rId14"/>
+      <w:footerReference w:type="even" r:id="rId15"/>
+      <w:footerReference w:type="default" r:id="rId16"/>
+      <w:headerReference w:type="first" r:id="rId17"/>
+      <w:footerReference w:type="first" r:id="rId18"/>
       <w:pgSz w:w="11906" w:h="16838"/>
       <w:pgMar w:top="1800" w:right="1440" w:bottom="1440" w:left="1440" w:header="706" w:footer="389" w:gutter="0"/>
       <w:cols w:space="720"/>

--- a/RVfpga/RVfpgaEL2/RVfpga_NexysVideo-NoDDR/Labs/Lab08/RVfpga_Lab08_VeeR-EL2_NexysVideo-NoDDR.docx
+++ b/RVfpga/RVfpgaEL2/RVfpga_NexysVideo-NoDDR/Labs/Lab08/RVfpga_Lab08_VeeR-EL2_NexysVideo-NoDDR.docx
@@ -202,7 +202,6 @@
           <w:lang w:val="en-US" w:eastAsia="en-GB"/>
         </w:rPr>
       </w:pPr>
-      <w:proofErr w:type="spellStart"/>
       <w:r>
         <w:rPr>
           <w:rFonts w:cs="Arial"/>
@@ -213,20 +212,7 @@
           <w:szCs w:val="72"/>
           <w:lang w:val="en-US" w:eastAsia="en-GB"/>
         </w:rPr>
-        <w:t>RVfpga</w:t>
-      </w:r>
-      <w:proofErr w:type="spellEnd"/>
-      <w:r>
-        <w:rPr>
-          <w:rFonts w:cs="Arial"/>
-          <w:b/>
-          <w:bCs/>
-          <w:color w:val="00000A"/>
-          <w:sz w:val="72"/>
-          <w:szCs w:val="72"/>
-          <w:lang w:val="en-US" w:eastAsia="en-GB"/>
-        </w:rPr>
-        <w:t xml:space="preserve"> </w:t>
+        <w:t xml:space="preserve">RVfpga </w:t>
       </w:r>
       <w:r>
         <w:rPr>
@@ -762,23 +748,7 @@
           <w:rFonts w:cs="Arial"/>
           <w:color w:val="00000A"/>
         </w:rPr>
-        <w:t xml:space="preserve">has been obtained from </w:t>
-      </w:r>
-      <w:proofErr w:type="spellStart"/>
-      <w:r>
-        <w:rPr>
-          <w:rFonts w:cs="Arial"/>
-          <w:color w:val="00000A"/>
-        </w:rPr>
-        <w:t>OpenCores</w:t>
-      </w:r>
-      <w:proofErr w:type="spellEnd"/>
-      <w:r>
-        <w:rPr>
-          <w:rFonts w:cs="Arial"/>
-          <w:color w:val="00000A"/>
-        </w:rPr>
-        <w:t xml:space="preserve"> (</w:t>
+        <w:t>has been obtained from OpenCores (</w:t>
       </w:r>
       <w:hyperlink r:id="rId9">
         <w:r>
@@ -818,7 +788,6 @@
         </w:rPr>
         <w:t xml:space="preserve">Nexys </w:t>
       </w:r>
-      <w:proofErr w:type="gramStart"/>
       <w:r>
         <w:rPr>
           <w:rFonts w:eastAsia="Arial" w:cs="Arial"/>
@@ -833,7 +802,7 @@
           <w:i/>
           <w:iCs/>
         </w:rPr>
-        <w:t>VideoNoDDRPath]</w:t>
+        <w:t>NoDDRPath]</w:t>
       </w:r>
       <w:r>
         <w:rPr>
@@ -868,7 +837,6 @@
         </w:rPr>
         <w:t>/ptc_spec.pdf</w:t>
       </w:r>
-      <w:proofErr w:type="gramEnd"/>
       <w:r>
         <w:rPr>
           <w:rFonts w:cs="Arial"/>
@@ -2858,7 +2826,6 @@
               </w:rPr>
               <w:t xml:space="preserve"> through </w:t>
             </w:r>
-            <w:proofErr w:type="spellStart"/>
             <w:r>
               <w:rPr>
                 <w:rFonts w:eastAsia="Arial" w:cs="Arial"/>
@@ -2867,7 +2834,6 @@
               </w:rPr>
               <w:t>ptc_ecgt</w:t>
             </w:r>
-            <w:proofErr w:type="spellEnd"/>
             <w:r>
               <w:rPr>
                 <w:rFonts w:eastAsia="Arial" w:cs="Arial"/>
@@ -3032,7 +2998,6 @@
               </w:rPr>
               <w:t xml:space="preserve"> of the external clock (</w:t>
             </w:r>
-            <w:proofErr w:type="spellStart"/>
             <w:r>
               <w:rPr>
                 <w:rFonts w:eastAsia="Arial" w:cs="Arial"/>
@@ -3041,7 +3006,6 @@
               </w:rPr>
               <w:t>ptc_ecgt</w:t>
             </w:r>
-            <w:proofErr w:type="spellEnd"/>
             <w:r>
               <w:rPr>
                 <w:rFonts w:eastAsia="Arial" w:cs="Arial"/>
@@ -4204,7 +4168,6 @@
         </w:rPr>
         <w:t xml:space="preserve">Nexys </w:t>
       </w:r>
-      <w:proofErr w:type="spellStart"/>
       <w:r>
         <w:rPr>
           <w:rFonts w:eastAsia="Arial" w:cs="Arial"/>
@@ -4219,16 +4182,16 @@
           <w:i/>
           <w:iCs/>
         </w:rPr>
-        <w:t>VideoNoDDRPath</w:t>
-      </w:r>
-      <w:proofErr w:type="spellEnd"/>
-      <w:r>
-        <w:rPr>
-          <w:rFonts w:eastAsia="Arial" w:cs="Arial"/>
+        <w:t>NoDDRPath]</w:t>
+      </w:r>
+      <w:r>
+        <w:rPr>
+          <w:rFonts w:cs="Arial"/>
           <w:i/>
           <w:iCs/>
-        </w:rPr>
-        <w:t>]</w:t>
+          <w:color w:val="00000A"/>
+        </w:rPr>
+        <w:t>/src/</w:t>
       </w:r>
       <w:r>
         <w:rPr>
@@ -4237,9 +4200,8 @@
           <w:iCs/>
           <w:color w:val="00000A"/>
         </w:rPr>
-        <w:t>/</w:t>
-      </w:r>
-      <w:proofErr w:type="spellStart"/>
+        <w:t>VeeRwolf</w:t>
+      </w:r>
       <w:r>
         <w:rPr>
           <w:rFonts w:cs="Arial"/>
@@ -4247,49 +4209,8 @@
           <w:iCs/>
           <w:color w:val="00000A"/>
         </w:rPr>
-        <w:t>src</w:t>
-      </w:r>
-      <w:proofErr w:type="spellEnd"/>
-      <w:r>
-        <w:rPr>
-          <w:rFonts w:cs="Arial"/>
-          <w:i/>
-          <w:iCs/>
-          <w:color w:val="00000A"/>
-        </w:rPr>
-        <w:t>/</w:t>
-      </w:r>
-      <w:proofErr w:type="spellStart"/>
-      <w:r>
-        <w:rPr>
-          <w:rFonts w:cs="Arial"/>
-          <w:i/>
-          <w:iCs/>
-          <w:color w:val="00000A"/>
-        </w:rPr>
-        <w:t>VeeRwolf</w:t>
-      </w:r>
-      <w:proofErr w:type="spellEnd"/>
-      <w:r>
-        <w:rPr>
-          <w:rFonts w:cs="Arial"/>
-          <w:i/>
-          <w:iCs/>
-          <w:color w:val="00000A"/>
-        </w:rPr>
-        <w:t>/Peripherals/</w:t>
-      </w:r>
-      <w:proofErr w:type="spellStart"/>
-      <w:r>
-        <w:rPr>
-          <w:rFonts w:cs="Arial"/>
-          <w:i/>
-          <w:iCs/>
-          <w:color w:val="00000A"/>
-        </w:rPr>
-        <w:t>ptc</w:t>
-      </w:r>
-      <w:proofErr w:type="spellEnd"/>
+        <w:t>/Peripherals/ptc</w:t>
+      </w:r>
       <w:r>
         <w:rPr>
           <w:rFonts w:cs="Arial"/>
@@ -4735,25 +4656,7 @@
           <w:bCs/>
           <w:color w:val="00000A"/>
         </w:rPr>
-        <w:t xml:space="preserve">ignal is a method for generating an </w:t>
-      </w:r>
-      <w:proofErr w:type="spellStart"/>
-      <w:r>
-        <w:rPr>
-          <w:rFonts w:cs="Arial"/>
-          <w:bCs/>
-          <w:color w:val="00000A"/>
-        </w:rPr>
-        <w:t>analog</w:t>
-      </w:r>
-      <w:proofErr w:type="spellEnd"/>
-      <w:r>
-        <w:rPr>
-          <w:rFonts w:cs="Arial"/>
-          <w:bCs/>
-          <w:color w:val="00000A"/>
-        </w:rPr>
-        <w:t xml:space="preserve"> signal using a digital source. A PWM signal consists of two </w:t>
+        <w:t xml:space="preserve">ignal is a method for generating an analog signal using a digital source. A PWM signal consists of two </w:t>
       </w:r>
       <w:r>
         <w:rPr>
@@ -4852,51 +4755,15 @@
           <w:color w:val="00000A"/>
         </w:rPr>
         <w:lastRenderedPageBreak/>
-        <w:t xml:space="preserve">on at a fast enough rate, and with a certain duty cycle, the output will appear to behave like a constant voltage </w:t>
-      </w:r>
-      <w:proofErr w:type="spellStart"/>
-      <w:r>
-        <w:rPr>
-          <w:rFonts w:cs="Arial"/>
-          <w:bCs/>
-          <w:color w:val="00000A"/>
-        </w:rPr>
-        <w:t>analog</w:t>
-      </w:r>
-      <w:proofErr w:type="spellEnd"/>
-      <w:r>
-        <w:rPr>
-          <w:rFonts w:cs="Arial"/>
-          <w:bCs/>
-          <w:color w:val="00000A"/>
-        </w:rPr>
-        <w:t xml:space="preserve"> signal when providing power to devices. </w:t>
-      </w:r>
-      <w:r>
-        <w:rPr>
-          <w:rFonts w:cs="Arial"/>
-          <w:bCs/>
-          <w:color w:val="00000A"/>
-        </w:rPr>
-        <w:t xml:space="preserve">For example, a signal with a 50% duty cycle (half the cycle time it is high) and a high voltage of 3.3 V would appear to an </w:t>
-      </w:r>
-      <w:proofErr w:type="spellStart"/>
-      <w:r>
-        <w:rPr>
-          <w:rFonts w:cs="Arial"/>
-          <w:bCs/>
-          <w:color w:val="00000A"/>
-        </w:rPr>
-        <w:t>analog</w:t>
-      </w:r>
-      <w:proofErr w:type="spellEnd"/>
-      <w:r>
-        <w:rPr>
-          <w:rFonts w:cs="Arial"/>
-          <w:bCs/>
-          <w:color w:val="00000A"/>
-        </w:rPr>
-        <w:t xml:space="preserve"> load as 1.67 V (the average voltage across the cycle). The same signal with a 33% duty cycle would appear to be 1.1V. </w:t>
+        <w:t xml:space="preserve">on at a fast enough rate, and with a certain duty cycle, the output will appear to behave like a constant voltage analog signal when providing power to devices. </w:t>
+      </w:r>
+      <w:r>
+        <w:rPr>
+          <w:rFonts w:cs="Arial"/>
+          <w:bCs/>
+          <w:color w:val="00000A"/>
+        </w:rPr>
+        <w:t xml:space="preserve">For example, a signal with a 50% duty cycle (half the cycle time it is high) and a high voltage of 3.3 V would appear to an analog load as 1.67 V (the average voltage across the cycle). The same signal with a 33% duty cycle would appear to be 1.1V. </w:t>
       </w:r>
       <w:r>
         <w:rPr>
@@ -5261,19 +5128,18 @@
       <w:r>
         <w:t xml:space="preserve">First, write the program in RISC-V assembly language and run it on the </w:t>
       </w:r>
-      <w:proofErr w:type="spellStart"/>
-      <w:r>
-        <w:t>Nexys</w:t>
-      </w:r>
-      <w:proofErr w:type="spellEnd"/>
-      <w:r>
-        <w:t xml:space="preserve"> Video </w:t>
-      </w:r>
-      <w:proofErr w:type="spellStart"/>
+      <w:r>
+        <w:t xml:space="preserve">Nexys </w:t>
+      </w:r>
       <w:r>
         <w:t>Video</w:t>
       </w:r>
-      <w:proofErr w:type="spellEnd"/>
+      <w:r>
+        <w:t xml:space="preserve"> </w:t>
+      </w:r>
+      <w:r>
+        <w:t>Video</w:t>
+      </w:r>
       <w:r>
         <w:t xml:space="preserve"> </w:t>
       </w:r>
@@ -5323,19 +5189,18 @@
         </w:rPr>
         <w:t xml:space="preserve">Now write the program in C and run it on the </w:t>
       </w:r>
-      <w:proofErr w:type="spellStart"/>
-      <w:r>
-        <w:t>Nexys</w:t>
-      </w:r>
-      <w:proofErr w:type="spellEnd"/>
-      <w:r>
-        <w:t xml:space="preserve"> Video </w:t>
-      </w:r>
-      <w:proofErr w:type="spellStart"/>
+      <w:r>
+        <w:t xml:space="preserve">Nexys </w:t>
+      </w:r>
       <w:r>
         <w:t>Video</w:t>
       </w:r>
-      <w:proofErr w:type="spellEnd"/>
+      <w:r>
+        <w:t xml:space="preserve"> </w:t>
+      </w:r>
+      <w:r>
+        <w:t>Video</w:t>
+      </w:r>
       <w:r>
         <w:rPr>
           <w:color w:val="00000A"/>
@@ -5494,7 +5359,6 @@
         </w:rPr>
         <w:t xml:space="preserve"> </w:t>
       </w:r>
-      <w:proofErr w:type="spellStart"/>
       <w:r>
         <w:rPr>
           <w:b w:val="0"/>
@@ -5505,7 +5369,6 @@
         </w:rPr>
         <w:t>RVfpga</w:t>
       </w:r>
-      <w:proofErr w:type="spellEnd"/>
       <w:r>
         <w:rPr>
           <w:b w:val="0"/>
@@ -5606,7 +5469,6 @@
         </w:rPr>
         <w:t xml:space="preserve"> LEDs available on the </w:t>
       </w:r>
-      <w:proofErr w:type="spellStart"/>
       <w:r>
         <w:rPr>
           <w:b w:val="0"/>
@@ -5615,9 +5477,8 @@
           <w:sz w:val="22"/>
           <w:szCs w:val="22"/>
         </w:rPr>
-        <w:t>Nexys</w:t>
-      </w:r>
-      <w:proofErr w:type="spellEnd"/>
+        <w:t xml:space="preserve">Nexys </w:t>
+      </w:r>
       <w:r>
         <w:rPr>
           <w:b w:val="0"/>
@@ -5626,9 +5487,8 @@
           <w:sz w:val="22"/>
           <w:szCs w:val="22"/>
         </w:rPr>
-        <w:t xml:space="preserve"> Video </w:t>
-      </w:r>
-      <w:proofErr w:type="spellStart"/>
+        <w:t>Video</w:t>
+      </w:r>
       <w:r>
         <w:rPr>
           <w:b w:val="0"/>
@@ -5637,9 +5497,18 @@
           <w:sz w:val="22"/>
           <w:szCs w:val="22"/>
         </w:rPr>
+        <w:t xml:space="preserve"> </w:t>
+      </w:r>
+      <w:r>
+        <w:rPr>
+          <w:b w:val="0"/>
+          <w:bCs w:val="0"/>
+          <w:color w:val="00000A"/>
+          <w:sz w:val="22"/>
+          <w:szCs w:val="22"/>
+        </w:rPr>
         <w:t>Video</w:t>
       </w:r>
-      <w:proofErr w:type="spellEnd"/>
       <w:r>
         <w:rPr>
           <w:b w:val="0"/>
@@ -5830,7 +5699,6 @@
         </w:rPr>
         <w:t xml:space="preserve">the </w:t>
       </w:r>
-      <w:proofErr w:type="spellStart"/>
       <w:r>
         <w:rPr>
           <w:rFonts w:cs="Arial"/>
@@ -5845,7 +5713,6 @@
         </w:rPr>
         <w:t>X</w:t>
       </w:r>
-      <w:proofErr w:type="spellEnd"/>
       <w:r>
         <w:rPr>
           <w:rFonts w:cs="Arial"/>
@@ -5963,15 +5830,7 @@
           <w:rFonts w:cs="Arial"/>
           <w:color w:val="00000A"/>
         </w:rPr>
-        <w:t xml:space="preserve"> and the </w:t>
-      </w:r>
-      <w:proofErr w:type="spellStart"/>
-      <w:r>
-        <w:rPr>
-          <w:rFonts w:cs="Arial"/>
-          <w:color w:val="00000A"/>
-        </w:rPr>
-        <w:t>V</w:t>
+        <w:t xml:space="preserve"> and the V</w:t>
       </w:r>
       <w:r>
         <w:rPr>
@@ -5980,7 +5839,6 @@
         </w:rPr>
         <w:t>eeR</w:t>
       </w:r>
-      <w:proofErr w:type="spellEnd"/>
       <w:r>
         <w:rPr>
           <w:rFonts w:cs="Arial"/>
@@ -6076,19 +5934,18 @@
         </w:rPr>
         <w:t xml:space="preserve">Note that, as opposed to previous labs, this peripheral (the timer) is not connected physically to the </w:t>
       </w:r>
-      <w:proofErr w:type="spellStart"/>
-      <w:r>
-        <w:t>Nexys</w:t>
-      </w:r>
-      <w:proofErr w:type="spellEnd"/>
-      <w:r>
-        <w:t xml:space="preserve"> Video </w:t>
-      </w:r>
-      <w:proofErr w:type="spellStart"/>
+      <w:r>
+        <w:t xml:space="preserve">Nexys </w:t>
+      </w:r>
       <w:r>
         <w:t>Video</w:t>
       </w:r>
-      <w:proofErr w:type="spellEnd"/>
+      <w:r>
+        <w:t xml:space="preserve"> </w:t>
+      </w:r>
+      <w:r>
+        <w:t>Video</w:t>
+      </w:r>
       <w:r>
         <w:rPr>
           <w:rFonts w:cs="Arial"/>
@@ -6103,7 +5960,6 @@
         </w:rPr>
         <w:t xml:space="preserve">. The timer is internal to </w:t>
       </w:r>
-      <w:proofErr w:type="spellStart"/>
       <w:r>
         <w:rPr>
           <w:rFonts w:cs="Arial"/>
@@ -6118,7 +5974,6 @@
         </w:rPr>
         <w:t>X</w:t>
       </w:r>
-      <w:proofErr w:type="spellEnd"/>
       <w:r>
         <w:rPr>
           <w:rFonts w:cs="Arial"/>
@@ -6152,7 +6007,6 @@
           <w:noProof/>
           <w:color w:val="00000A"/>
         </w:rPr>
-        <w:lastRenderedPageBreak/>
         <mc:AlternateContent>
           <mc:Choice Requires="wps">
             <w:drawing>
@@ -6460,7 +6314,6 @@
         </w:rPr>
         <w:t xml:space="preserve">module </w:t>
       </w:r>
-      <w:proofErr w:type="spellStart"/>
       <w:r>
         <w:rPr>
           <w:rFonts w:cs="Arial"/>
@@ -6479,7 +6332,6 @@
         </w:rPr>
         <w:t>_core</w:t>
       </w:r>
-      <w:proofErr w:type="spellEnd"/>
       <w:r>
         <w:rPr>
           <w:rFonts w:cs="Arial"/>
@@ -6503,7 +6355,6 @@
         </w:rPr>
         <w:t xml:space="preserve">Nexys </w:t>
       </w:r>
-      <w:proofErr w:type="spellStart"/>
       <w:r>
         <w:rPr>
           <w:rFonts w:eastAsia="Arial" w:cs="Arial"/>
@@ -6518,93 +6369,50 @@
           <w:i/>
           <w:iCs/>
         </w:rPr>
-        <w:t>VideoNoDDRPath</w:t>
-      </w:r>
-      <w:proofErr w:type="spellEnd"/>
+        <w:t>NoDDRPath]</w:t>
+      </w:r>
+      <w:r>
+        <w:rPr>
+          <w:rFonts w:cs="Arial"/>
+          <w:i/>
+          <w:iCs/>
+          <w:color w:val="00000A"/>
+        </w:rPr>
+        <w:t>/src/</w:t>
+      </w:r>
+      <w:r>
+        <w:rPr>
+          <w:rFonts w:cs="Arial"/>
+          <w:i/>
+          <w:iCs/>
+          <w:color w:val="00000A"/>
+        </w:rPr>
+        <w:t>VeeRwolf</w:t>
+      </w:r>
       <w:r>
         <w:rPr>
           <w:rFonts w:eastAsia="Arial" w:cs="Arial"/>
           <w:i/>
           <w:iCs/>
         </w:rPr>
-        <w:t>]</w:t>
-      </w:r>
-      <w:r>
-        <w:rPr>
-          <w:rFonts w:cs="Arial"/>
-          <w:i/>
-          <w:iCs/>
-          <w:color w:val="00000A"/>
-        </w:rPr>
         <w:t>/</w:t>
       </w:r>
-      <w:proofErr w:type="spellStart"/>
-      <w:r>
-        <w:rPr>
-          <w:rFonts w:cs="Arial"/>
-          <w:i/>
-          <w:iCs/>
-          <w:color w:val="00000A"/>
-        </w:rPr>
-        <w:t>src</w:t>
-      </w:r>
-      <w:proofErr w:type="spellEnd"/>
-      <w:r>
-        <w:rPr>
-          <w:rFonts w:cs="Arial"/>
-          <w:i/>
-          <w:iCs/>
-          <w:color w:val="00000A"/>
-        </w:rPr>
-        <w:t>/</w:t>
-      </w:r>
-      <w:proofErr w:type="spellStart"/>
-      <w:r>
-        <w:rPr>
-          <w:rFonts w:cs="Arial"/>
-          <w:i/>
-          <w:iCs/>
-          <w:color w:val="00000A"/>
-        </w:rPr>
-        <w:t>VeeRwolf</w:t>
-      </w:r>
-      <w:proofErr w:type="spellEnd"/>
       <w:r>
         <w:rPr>
           <w:rFonts w:eastAsia="Arial" w:cs="Arial"/>
           <w:i/>
           <w:iCs/>
         </w:rPr>
-        <w:t>/</w:t>
-      </w:r>
-      <w:proofErr w:type="spellStart"/>
+        <w:t>veerwolf</w:t>
+      </w:r>
       <w:r>
         <w:rPr>
           <w:rFonts w:eastAsia="Arial" w:cs="Arial"/>
           <w:i/>
           <w:iCs/>
         </w:rPr>
-        <w:t>veerwolf</w:t>
-      </w:r>
-      <w:r>
-        <w:rPr>
-          <w:rFonts w:eastAsia="Arial" w:cs="Arial"/>
-          <w:i/>
-          <w:iCs/>
-        </w:rPr>
-        <w:t>_</w:t>
-      </w:r>
-      <w:proofErr w:type="gramStart"/>
-      <w:r>
-        <w:rPr>
-          <w:rFonts w:eastAsia="Arial" w:cs="Arial"/>
-          <w:i/>
-          <w:iCs/>
-        </w:rPr>
-        <w:t>core.v</w:t>
-      </w:r>
-      <w:proofErr w:type="spellEnd"/>
-      <w:proofErr w:type="gramEnd"/>
+        <w:t>_core.v</w:t>
+      </w:r>
       <w:r>
         <w:rPr>
           <w:rFonts w:cs="Arial"/>
@@ -6756,7 +6564,6 @@
       <w:r>
         <w:t xml:space="preserve">. Integration of the timer module (file </w:t>
       </w:r>
-      <w:proofErr w:type="spellStart"/>
       <w:r>
         <w:rPr>
           <w:i/>
@@ -6767,17 +6574,8 @@
         <w:rPr>
           <w:i/>
         </w:rPr>
-        <w:t>_</w:t>
-      </w:r>
-      <w:proofErr w:type="gramStart"/>
-      <w:r>
-        <w:rPr>
-          <w:i/>
-        </w:rPr>
-        <w:t>core.v</w:t>
-      </w:r>
-      <w:proofErr w:type="spellEnd"/>
-      <w:proofErr w:type="gramEnd"/>
+        <w:t>_core.v</w:t>
+      </w:r>
       <w:r>
         <w:t>).</w:t>
       </w:r>
@@ -6940,15 +6738,41 @@
         </w:rPr>
         <w:t xml:space="preserve"> allow the </w:t>
       </w:r>
-      <w:proofErr w:type="spellStart"/>
-      <w:r>
-        <w:rPr>
-          <w:rFonts w:cs="Arial"/>
-          <w:color w:val="00000A"/>
-        </w:rPr>
-        <w:t>VeeR</w:t>
-      </w:r>
-      <w:proofErr w:type="spellEnd"/>
+      <w:r>
+        <w:rPr>
+          <w:rFonts w:cs="Arial"/>
+          <w:color w:val="00000A"/>
+        </w:rPr>
+        <w:t xml:space="preserve">VeeR </w:t>
+      </w:r>
+      <w:r>
+        <w:rPr>
+          <w:rFonts w:cs="Arial"/>
+          <w:color w:val="00000A"/>
+        </w:rPr>
+        <w:t>E</w:t>
+      </w:r>
+      <w:r>
+        <w:rPr>
+          <w:rFonts w:cs="Arial"/>
+          <w:color w:val="00000A"/>
+        </w:rPr>
+        <w:t>L2</w:t>
+      </w:r>
+      <w:r>
+        <w:rPr>
+          <w:rFonts w:cs="Arial"/>
+          <w:color w:val="00000A"/>
+        </w:rPr>
+        <w:t xml:space="preserve"> Core to communicate with the </w:t>
+      </w:r>
+      <w:r>
+        <w:rPr>
+          <w:rFonts w:cs="Arial"/>
+          <w:color w:val="00000A"/>
+        </w:rPr>
+        <w:t>timer</w:t>
+      </w:r>
       <w:r>
         <w:rPr>
           <w:rFonts w:cs="Arial"/>
@@ -6961,28 +6785,28 @@
           <w:rFonts w:cs="Arial"/>
           <w:color w:val="00000A"/>
         </w:rPr>
-        <w:t>E</w:t>
-      </w:r>
-      <w:r>
-        <w:rPr>
-          <w:rFonts w:cs="Arial"/>
-          <w:color w:val="00000A"/>
-        </w:rPr>
-        <w:t>L2</w:t>
-      </w:r>
-      <w:r>
-        <w:rPr>
-          <w:rFonts w:cs="Arial"/>
-          <w:color w:val="00000A"/>
-        </w:rPr>
-        <w:t xml:space="preserve"> Core to communicate with the </w:t>
-      </w:r>
-      <w:r>
-        <w:rPr>
-          <w:rFonts w:cs="Arial"/>
-          <w:color w:val="00000A"/>
-        </w:rPr>
-        <w:t>timer</w:t>
+        <w:t xml:space="preserve">using </w:t>
+      </w:r>
+      <w:r>
+        <w:rPr>
+          <w:rFonts w:cs="Arial"/>
+          <w:color w:val="00000A"/>
+        </w:rPr>
+        <w:t xml:space="preserve">a </w:t>
+      </w:r>
+      <w:r>
+        <w:rPr>
+          <w:rFonts w:cs="Arial"/>
+          <w:color w:val="00000A"/>
+        </w:rPr>
+        <w:t xml:space="preserve">controller/peripheral </w:t>
+      </w:r>
+      <w:r>
+        <w:rPr>
+          <w:rFonts w:cs="Arial"/>
+          <w:color w:val="00000A"/>
+        </w:rPr>
+        <w:t>model.</w:t>
       </w:r>
       <w:r>
         <w:rPr>
@@ -6996,41 +6820,6 @@
           <w:rFonts w:cs="Arial"/>
           <w:color w:val="00000A"/>
         </w:rPr>
-        <w:t xml:space="preserve">using </w:t>
-      </w:r>
-      <w:r>
-        <w:rPr>
-          <w:rFonts w:cs="Arial"/>
-          <w:color w:val="00000A"/>
-        </w:rPr>
-        <w:t xml:space="preserve">a </w:t>
-      </w:r>
-      <w:r>
-        <w:rPr>
-          <w:rFonts w:cs="Arial"/>
-          <w:color w:val="00000A"/>
-        </w:rPr>
-        <w:t xml:space="preserve">controller/peripheral </w:t>
-      </w:r>
-      <w:r>
-        <w:rPr>
-          <w:rFonts w:cs="Arial"/>
-          <w:color w:val="00000A"/>
-        </w:rPr>
-        <w:t>model.</w:t>
-      </w:r>
-      <w:r>
-        <w:rPr>
-          <w:rFonts w:cs="Arial"/>
-          <w:color w:val="00000A"/>
-        </w:rPr>
-        <w:t xml:space="preserve"> </w:t>
-      </w:r>
-      <w:r>
-        <w:rPr>
-          <w:rFonts w:cs="Arial"/>
-          <w:color w:val="00000A"/>
-        </w:rPr>
         <w:t>The E</w:t>
       </w:r>
       <w:r>
@@ -7047,14 +6836,12 @@
         </w:rPr>
         <w:t xml:space="preserve">, connect the timer module with external devices; for example, </w:t>
       </w:r>
-      <w:proofErr w:type="spellStart"/>
       <w:r>
         <w:rPr>
           <w:rFonts w:ascii="Courier New" w:eastAsia="Arial" w:hAnsi="Courier New" w:cs="Courier New"/>
         </w:rPr>
         <w:t>pwm_pad_o</w:t>
       </w:r>
-      <w:proofErr w:type="spellEnd"/>
       <w:r>
         <w:rPr>
           <w:rFonts w:eastAsia="Arial" w:cs="Arial"/>
@@ -7065,14 +6852,7 @@
         <w:rPr>
           <w:rFonts w:eastAsia="Arial" w:cs="Arial"/>
         </w:rPr>
-        <w:t xml:space="preserve">PWM </w:t>
-      </w:r>
-      <w:r>
-        <w:rPr>
-          <w:rFonts w:eastAsia="Arial" w:cs="Arial"/>
-        </w:rPr>
-        <w:lastRenderedPageBreak/>
-        <w:t xml:space="preserve">output signal </w:t>
+        <w:t xml:space="preserve">PWM output signal </w:t>
       </w:r>
       <w:r>
         <w:rPr>
@@ -7324,7 +7104,6 @@
                 <w:sz w:val="20"/>
               </w:rPr>
             </w:pPr>
-            <w:proofErr w:type="spellStart"/>
             <w:r>
               <w:rPr>
                 <w:rFonts w:eastAsia="Arial" w:cs="Arial"/>
@@ -7332,7 +7111,6 @@
               </w:rPr>
               <w:t>wb_cyc_i</w:t>
             </w:r>
-            <w:proofErr w:type="spellEnd"/>
           </w:p>
         </w:tc>
         <w:tc>
@@ -7438,7 +7216,6 @@
                 <w:sz w:val="20"/>
               </w:rPr>
             </w:pPr>
-            <w:proofErr w:type="spellStart"/>
             <w:r>
               <w:rPr>
                 <w:rFonts w:eastAsia="Arial" w:cs="Arial"/>
@@ -7446,7 +7223,6 @@
               </w:rPr>
               <w:t>wb_adr_i</w:t>
             </w:r>
-            <w:proofErr w:type="spellEnd"/>
           </w:p>
         </w:tc>
         <w:tc>
@@ -7552,7 +7328,6 @@
                 <w:sz w:val="20"/>
               </w:rPr>
             </w:pPr>
-            <w:proofErr w:type="spellStart"/>
             <w:r>
               <w:rPr>
                 <w:rFonts w:eastAsia="Arial" w:cs="Arial"/>
@@ -7560,7 +7335,6 @@
               </w:rPr>
               <w:t>wb_dat_i</w:t>
             </w:r>
-            <w:proofErr w:type="spellEnd"/>
           </w:p>
         </w:tc>
         <w:tc>
@@ -7666,7 +7440,6 @@
                 <w:sz w:val="20"/>
               </w:rPr>
             </w:pPr>
-            <w:proofErr w:type="spellStart"/>
             <w:r>
               <w:rPr>
                 <w:rFonts w:eastAsia="Arial" w:cs="Arial"/>
@@ -7674,7 +7447,6 @@
               </w:rPr>
               <w:t>wb_dat_o</w:t>
             </w:r>
-            <w:proofErr w:type="spellEnd"/>
           </w:p>
         </w:tc>
         <w:tc>
@@ -7780,7 +7552,6 @@
                 <w:sz w:val="20"/>
               </w:rPr>
             </w:pPr>
-            <w:proofErr w:type="spellStart"/>
             <w:r>
               <w:rPr>
                 <w:rFonts w:eastAsia="Arial" w:cs="Arial"/>
@@ -7788,7 +7559,6 @@
               </w:rPr>
               <w:t>wb_sel_i</w:t>
             </w:r>
-            <w:proofErr w:type="spellEnd"/>
           </w:p>
         </w:tc>
         <w:tc>
@@ -7908,7 +7678,6 @@
                 <w:sz w:val="20"/>
               </w:rPr>
             </w:pPr>
-            <w:proofErr w:type="spellStart"/>
             <w:r>
               <w:rPr>
                 <w:rFonts w:eastAsia="Arial" w:cs="Arial"/>
@@ -7916,7 +7685,6 @@
               </w:rPr>
               <w:t>wb_ack_o</w:t>
             </w:r>
-            <w:proofErr w:type="spellEnd"/>
           </w:p>
         </w:tc>
         <w:tc>
@@ -8022,7 +7790,6 @@
                 <w:sz w:val="20"/>
               </w:rPr>
             </w:pPr>
-            <w:proofErr w:type="spellStart"/>
             <w:r>
               <w:rPr>
                 <w:rFonts w:eastAsia="Arial" w:cs="Arial"/>
@@ -8030,7 +7797,6 @@
               </w:rPr>
               <w:t>wb_err_o</w:t>
             </w:r>
-            <w:proofErr w:type="spellEnd"/>
           </w:p>
         </w:tc>
         <w:tc>
@@ -8136,7 +7902,6 @@
                 <w:sz w:val="20"/>
               </w:rPr>
             </w:pPr>
-            <w:proofErr w:type="spellStart"/>
             <w:r>
               <w:rPr>
                 <w:rFonts w:eastAsia="Arial" w:cs="Arial"/>
@@ -8144,7 +7909,6 @@
               </w:rPr>
               <w:t>wb_rty_o</w:t>
             </w:r>
-            <w:proofErr w:type="spellEnd"/>
           </w:p>
         </w:tc>
         <w:tc>
@@ -8250,7 +8014,6 @@
                 <w:sz w:val="20"/>
               </w:rPr>
             </w:pPr>
-            <w:proofErr w:type="spellStart"/>
             <w:r>
               <w:rPr>
                 <w:rFonts w:eastAsia="Arial" w:cs="Arial"/>
@@ -8258,7 +8021,6 @@
               </w:rPr>
               <w:t>wb_we_i</w:t>
             </w:r>
-            <w:proofErr w:type="spellEnd"/>
           </w:p>
         </w:tc>
         <w:tc>
@@ -8364,7 +8126,6 @@
                 <w:sz w:val="20"/>
               </w:rPr>
             </w:pPr>
-            <w:proofErr w:type="spellStart"/>
             <w:r>
               <w:rPr>
                 <w:rFonts w:eastAsia="Arial" w:cs="Arial"/>
@@ -8372,7 +8133,6 @@
               </w:rPr>
               <w:t>wb_stb_i</w:t>
             </w:r>
-            <w:proofErr w:type="spellEnd"/>
           </w:p>
         </w:tc>
         <w:tc>
@@ -8478,7 +8238,6 @@
                 <w:sz w:val="20"/>
               </w:rPr>
             </w:pPr>
-            <w:proofErr w:type="spellStart"/>
             <w:r>
               <w:rPr>
                 <w:rFonts w:eastAsia="Arial" w:cs="Arial"/>
@@ -8486,7 +8245,6 @@
               </w:rPr>
               <w:t>wb_inta_o</w:t>
             </w:r>
-            <w:proofErr w:type="spellEnd"/>
           </w:p>
         </w:tc>
         <w:tc>
@@ -8781,7 +8539,6 @@
                 <w:sz w:val="20"/>
               </w:rPr>
             </w:pPr>
-            <w:proofErr w:type="spellStart"/>
             <w:r>
               <w:rPr>
                 <w:rFonts w:eastAsia="Arial" w:cs="Arial"/>
@@ -8789,7 +8546,6 @@
               </w:rPr>
               <w:t>gate_clk_pad_i</w:t>
             </w:r>
-            <w:proofErr w:type="spellEnd"/>
           </w:p>
         </w:tc>
         <w:tc>
@@ -8924,7 +8680,6 @@
                 <w:sz w:val="20"/>
               </w:rPr>
             </w:pPr>
-            <w:proofErr w:type="spellStart"/>
             <w:r>
               <w:rPr>
                 <w:rFonts w:eastAsia="Arial" w:cs="Arial"/>
@@ -8932,7 +8687,6 @@
               </w:rPr>
               <w:t>capt_pad_i</w:t>
             </w:r>
-            <w:proofErr w:type="spellEnd"/>
           </w:p>
         </w:tc>
         <w:tc>
@@ -9039,7 +8793,6 @@
                 <w:sz w:val="20"/>
               </w:rPr>
             </w:pPr>
-            <w:proofErr w:type="spellStart"/>
             <w:r>
               <w:rPr>
                 <w:rFonts w:eastAsia="Arial" w:cs="Arial"/>
@@ -9047,7 +8800,6 @@
               </w:rPr>
               <w:t>pwm_pad_o</w:t>
             </w:r>
-            <w:proofErr w:type="spellEnd"/>
           </w:p>
         </w:tc>
         <w:tc>
@@ -9154,7 +8906,6 @@
                 <w:sz w:val="20"/>
               </w:rPr>
             </w:pPr>
-            <w:proofErr w:type="spellStart"/>
             <w:r>
               <w:rPr>
                 <w:rFonts w:eastAsia="Arial" w:cs="Arial"/>
@@ -9162,7 +8913,6 @@
               </w:rPr>
               <w:t>oen_padoen_o</w:t>
             </w:r>
-            <w:proofErr w:type="spellEnd"/>
           </w:p>
         </w:tc>
         <w:tc>
@@ -9536,7 +9286,6 @@
         </w:rPr>
         <w:t xml:space="preserve">Connection between the timer and the </w:t>
       </w:r>
-      <w:proofErr w:type="spellStart"/>
       <w:r>
         <w:rPr>
           <w:rFonts w:cs="Arial"/>
@@ -9545,9 +9294,8 @@
           <w:sz w:val="24"/>
           <w:szCs w:val="24"/>
         </w:rPr>
-        <w:t>VeeR</w:t>
-      </w:r>
-      <w:proofErr w:type="spellEnd"/>
+        <w:t xml:space="preserve">VeeR EL2 </w:t>
+      </w:r>
       <w:r>
         <w:rPr>
           <w:rFonts w:cs="Arial"/>
@@ -9556,16 +9304,6 @@
           <w:sz w:val="24"/>
           <w:szCs w:val="24"/>
         </w:rPr>
-        <w:t xml:space="preserve"> EL2 </w:t>
-      </w:r>
-      <w:r>
-        <w:rPr>
-          <w:rFonts w:cs="Arial"/>
-          <w:b/>
-          <w:bCs/>
-          <w:sz w:val="24"/>
-          <w:szCs w:val="24"/>
-        </w:rPr>
         <w:t>Core</w:t>
       </w:r>
     </w:p>
@@ -9589,23 +9327,7 @@
           <w:rFonts w:cs="Arial"/>
           <w:color w:val="00000A"/>
         </w:rPr>
-        <w:t xml:space="preserve">As described in Lab 6, the device controllers are connected to the </w:t>
-      </w:r>
-      <w:proofErr w:type="spellStart"/>
-      <w:r>
-        <w:rPr>
-          <w:rFonts w:cs="Arial"/>
-          <w:color w:val="00000A"/>
-        </w:rPr>
-        <w:t>VeeR</w:t>
-      </w:r>
-      <w:proofErr w:type="spellEnd"/>
-      <w:r>
-        <w:rPr>
-          <w:rFonts w:cs="Arial"/>
-          <w:color w:val="00000A"/>
-        </w:rPr>
-        <w:t xml:space="preserve"> EL2 Core using a multiplexer (se</w:t>
+        <w:t>As described in Lab 6, the device controllers are connected to the VeeR EL2 Core using a multiplexer (se</w:t>
       </w:r>
       <w:r>
         <w:rPr>
@@ -9712,7 +9434,7 @@
           <w:iCs/>
           <w:color w:val="00000A"/>
         </w:rPr>
-        <w:t>Nexys Video</w:t>
+        <w:t xml:space="preserve">Nexys </w:t>
       </w:r>
       <w:r>
         <w:rPr>
@@ -9720,7 +9442,7 @@
           <w:iCs/>
           <w:color w:val="00000A"/>
         </w:rPr>
-        <w:t>VideoNoDDRPath]</w:t>
+        <w:t>Video</w:t>
       </w:r>
       <w:r>
         <w:rPr>
@@ -9728,6 +9450,14 @@
           <w:iCs/>
           <w:color w:val="00000A"/>
         </w:rPr>
+        <w:t>NoDDRPath]</w:t>
+      </w:r>
+      <w:r>
+        <w:rPr>
+          <w:i/>
+          <w:iCs/>
+          <w:color w:val="00000A"/>
+        </w:rPr>
         <w:t>/src/VeeRwolf/Interconnect/WishboneInterconnect/wb_intercon.v</w:t>
       </w:r>
       <w:r>
@@ -9736,7 +9466,6 @@
         </w:rPr>
         <w:t xml:space="preserve">. Then, the </w:t>
       </w:r>
-      <w:proofErr w:type="spellStart"/>
       <w:r>
         <w:rPr>
           <w:rFonts w:ascii="Courier New" w:hAnsi="Courier New" w:cs="Courier New"/>
@@ -9746,7 +9475,6 @@
         </w:rPr>
         <w:t>wb_intercon</w:t>
       </w:r>
-      <w:proofErr w:type="spellEnd"/>
       <w:r>
         <w:rPr>
           <w:color w:val="00000A"/>
@@ -9774,7 +9502,7 @@
           <w:iCs/>
           <w:color w:val="00000A"/>
         </w:rPr>
-        <w:t>Nexys Video</w:t>
+        <w:t xml:space="preserve">Nexys </w:t>
       </w:r>
       <w:r>
         <w:rPr>
@@ -9782,7 +9510,7 @@
           <w:iCs/>
           <w:color w:val="00000A"/>
         </w:rPr>
-        <w:t>VideoNoDDRPath]</w:t>
+        <w:t>Video</w:t>
       </w:r>
       <w:r>
         <w:rPr>
@@ -9790,6 +9518,14 @@
           <w:iCs/>
           <w:color w:val="00000A"/>
         </w:rPr>
+        <w:t>NoDDRPath]</w:t>
+      </w:r>
+      <w:r>
+        <w:rPr>
+          <w:i/>
+          <w:iCs/>
+          <w:color w:val="00000A"/>
+        </w:rPr>
         <w:t>/src/VeeRwolf/Interconnect/WishboneInterconnect/wb_intercon.vh</w:t>
       </w:r>
       <w:r>
@@ -9798,7 +9534,6 @@
         </w:rPr>
         <w:t xml:space="preserve">. This latter file is included in the </w:t>
       </w:r>
-      <w:proofErr w:type="spellStart"/>
       <w:r>
         <w:rPr>
           <w:rFonts w:ascii="Courier New" w:hAnsi="Courier New" w:cs="Courier New"/>
@@ -9808,7 +9543,6 @@
         </w:rPr>
         <w:t>veerwolf_core</w:t>
       </w:r>
-      <w:proofErr w:type="spellEnd"/>
       <w:r>
         <w:rPr>
           <w:color w:val="00000A"/>
@@ -9831,7 +9565,6 @@
         </w:rPr>
         <w:t xml:space="preserve">Nexys </w:t>
       </w:r>
-      <w:proofErr w:type="spellStart"/>
       <w:r>
         <w:rPr>
           <w:i/>
@@ -9846,71 +9579,16 @@
           <w:iCs/>
           <w:color w:val="00000A"/>
         </w:rPr>
-        <w:t>VideoNoDDRPath</w:t>
-      </w:r>
-      <w:proofErr w:type="spellEnd"/>
+        <w:t>NoDDRPath]</w:t>
+      </w:r>
       <w:r>
         <w:rPr>
           <w:i/>
           <w:iCs/>
           <w:color w:val="00000A"/>
         </w:rPr>
-        <w:t>]</w:t>
-      </w:r>
-      <w:r>
-        <w:rPr>
-          <w:i/>
-          <w:iCs/>
-          <w:color w:val="00000A"/>
-        </w:rPr>
-        <w:t>/</w:t>
-      </w:r>
-      <w:proofErr w:type="spellStart"/>
-      <w:r>
-        <w:rPr>
-          <w:i/>
-          <w:iCs/>
-          <w:color w:val="00000A"/>
-        </w:rPr>
-        <w:t>src</w:t>
-      </w:r>
-      <w:proofErr w:type="spellEnd"/>
-      <w:r>
-        <w:rPr>
-          <w:i/>
-          <w:iCs/>
-          <w:color w:val="00000A"/>
-        </w:rPr>
-        <w:t>/</w:t>
-      </w:r>
-      <w:proofErr w:type="spellStart"/>
-      <w:r>
-        <w:rPr>
-          <w:i/>
-          <w:iCs/>
-          <w:color w:val="00000A"/>
-        </w:rPr>
-        <w:t>VeeRwolf</w:t>
-      </w:r>
-      <w:proofErr w:type="spellEnd"/>
-      <w:r>
-        <w:rPr>
-          <w:i/>
-          <w:iCs/>
-          <w:color w:val="00000A"/>
-        </w:rPr>
-        <w:t>/</w:t>
-      </w:r>
-      <w:proofErr w:type="spellStart"/>
-      <w:r>
-        <w:rPr>
-          <w:i/>
-          <w:iCs/>
-          <w:color w:val="00000A"/>
-        </w:rPr>
-        <w:t>veerwolf_core.v</w:t>
-      </w:r>
-      <w:proofErr w:type="spellEnd"/>
+        <w:t>/src/VeeRwolf/veerwolf_core.v</w:t>
+      </w:r>
       <w:r>
         <w:rPr>
           <w:color w:val="00000A"/>
@@ -9941,23 +9619,13 @@
         </w:rPr>
         <w:t>The multiplexer selects which peripheral to read or write, connecting the CPU (</w:t>
       </w:r>
-      <w:proofErr w:type="spellStart"/>
       <w:r>
         <w:rPr>
           <w:rFonts w:ascii="Courier New" w:eastAsia="Arial" w:hAnsi="Courier New" w:cs="Courier New"/>
           <w:iCs/>
           <w:color w:val="00000A"/>
         </w:rPr>
-        <w:t>wb_io</w:t>
-      </w:r>
-      <w:proofErr w:type="spellEnd"/>
-      <w:r>
-        <w:rPr>
-          <w:rFonts w:ascii="Courier New" w:eastAsia="Arial" w:hAnsi="Courier New" w:cs="Courier New"/>
-          <w:iCs/>
-          <w:color w:val="00000A"/>
-        </w:rPr>
-        <w:t>_*</w:t>
+        <w:t>wb_io_*</w:t>
       </w:r>
       <w:r>
         <w:rPr>
@@ -9981,67 +9649,29 @@
         </w:rPr>
         <w:t xml:space="preserve">For example, if the address generated by the CPU is in the range 0x80001200-0x8000123F, the timer module is selected, and thus signals </w:t>
       </w:r>
-      <w:proofErr w:type="spellStart"/>
       <w:r>
         <w:rPr>
           <w:rFonts w:ascii="Courier New" w:hAnsi="Courier New" w:cs="Courier New"/>
           <w:iCs/>
           <w:color w:val="00000A"/>
         </w:rPr>
-        <w:t>wb_io</w:t>
-      </w:r>
-      <w:proofErr w:type="spellEnd"/>
+        <w:t>wb_io_*</w:t>
+      </w:r>
+      <w:r>
+        <w:rPr>
+          <w:rFonts w:cs="Arial"/>
+          <w:bCs/>
+          <w:color w:val="00000A"/>
+        </w:rPr>
+        <w:t xml:space="preserve"> are connected with signals </w:t>
+      </w:r>
       <w:r>
         <w:rPr>
           <w:rFonts w:ascii="Courier New" w:hAnsi="Courier New" w:cs="Courier New"/>
           <w:iCs/>
           <w:color w:val="00000A"/>
         </w:rPr>
-        <w:t>_*</w:t>
-      </w:r>
-      <w:r>
-        <w:rPr>
-          <w:rFonts w:cs="Arial"/>
-          <w:bCs/>
-          <w:color w:val="00000A"/>
-        </w:rPr>
-        <w:t xml:space="preserve"> </w:t>
-      </w:r>
-      <w:proofErr w:type="gramStart"/>
-      <w:r>
-        <w:rPr>
-          <w:rFonts w:cs="Arial"/>
-          <w:bCs/>
-          <w:color w:val="00000A"/>
-        </w:rPr>
-        <w:t>are connected with</w:t>
-      </w:r>
-      <w:proofErr w:type="gramEnd"/>
-      <w:r>
-        <w:rPr>
-          <w:rFonts w:cs="Arial"/>
-          <w:bCs/>
-          <w:color w:val="00000A"/>
-        </w:rPr>
-        <w:t xml:space="preserve"> signals </w:t>
-      </w:r>
-      <w:proofErr w:type="spellStart"/>
-      <w:r>
-        <w:rPr>
-          <w:rFonts w:ascii="Courier New" w:hAnsi="Courier New" w:cs="Courier New"/>
-          <w:iCs/>
-          <w:color w:val="00000A"/>
-        </w:rPr>
-        <w:t>wb_ptc</w:t>
-      </w:r>
-      <w:proofErr w:type="spellEnd"/>
-      <w:r>
-        <w:rPr>
-          <w:rFonts w:ascii="Courier New" w:hAnsi="Courier New" w:cs="Courier New"/>
-          <w:iCs/>
-          <w:color w:val="00000A"/>
-        </w:rPr>
-        <w:t>_*</w:t>
+        <w:t>wb_ptc_*</w:t>
       </w:r>
       <w:r>
         <w:rPr>
@@ -10071,7 +9701,6 @@
         </w:rPr>
       </w:pPr>
       <w:r>
-        <w:lastRenderedPageBreak/>
         <w:br/>
       </w:r>
       <w:r>
@@ -10153,24 +9782,13 @@
       <w:r>
         <w:t xml:space="preserve">1 multiplexer that selects the peripheral connected with the CPU (file </w:t>
       </w:r>
-      <w:proofErr w:type="spellStart"/>
       <w:r>
         <w:rPr>
           <w:i/>
           <w:color w:val="00000A"/>
         </w:rPr>
-        <w:t>wb_</w:t>
-      </w:r>
-      <w:proofErr w:type="gramStart"/>
-      <w:r>
-        <w:rPr>
-          <w:i/>
-          <w:color w:val="00000A"/>
-        </w:rPr>
-        <w:t>intercon.v</w:t>
-      </w:r>
-      <w:proofErr w:type="spellEnd"/>
-      <w:proofErr w:type="gramEnd"/>
+        <w:t>wb_intercon.v</w:t>
+      </w:r>
       <w:r>
         <w:t>)</w:t>
       </w:r>
@@ -10283,7 +9901,7 @@
           <w:sz w:val="22"/>
           <w:szCs w:val="22"/>
         </w:rPr>
-        <w:t>Nexys Video</w:t>
+        <w:t xml:space="preserve">Nexys </w:t>
       </w:r>
       <w:r>
         <w:rPr>
@@ -10293,7 +9911,7 @@
           <w:sz w:val="22"/>
           <w:szCs w:val="22"/>
         </w:rPr>
-        <w:t>A7</w:t>
+        <w:t>Video</w:t>
       </w:r>
       <w:r>
         <w:rPr>
@@ -10303,7 +9921,7 @@
           <w:sz w:val="22"/>
           <w:szCs w:val="22"/>
         </w:rPr>
-        <w:t xml:space="preserve"> for c</w:t>
+        <w:t>A7</w:t>
       </w:r>
       <w:r>
         <w:rPr>
@@ -10313,7 +9931,7 @@
           <w:sz w:val="22"/>
           <w:szCs w:val="22"/>
         </w:rPr>
-        <w:t>onnect</w:t>
+        <w:t xml:space="preserve"> for c</w:t>
       </w:r>
       <w:r>
         <w:rPr>
@@ -10323,7 +9941,7 @@
           <w:sz w:val="22"/>
           <w:szCs w:val="22"/>
         </w:rPr>
-        <w:t>ing</w:t>
+        <w:t>onnect</w:t>
       </w:r>
       <w:r>
         <w:rPr>
@@ -10333,7 +9951,7 @@
           <w:sz w:val="22"/>
           <w:szCs w:val="22"/>
         </w:rPr>
-        <w:t xml:space="preserve"> the PWM output signal </w:t>
+        <w:t>ing</w:t>
       </w:r>
       <w:r>
         <w:rPr>
@@ -10343,7 +9961,7 @@
           <w:sz w:val="22"/>
           <w:szCs w:val="22"/>
         </w:rPr>
-        <w:t xml:space="preserve">of the timer </w:t>
+        <w:t xml:space="preserve"> the PWM output signal </w:t>
       </w:r>
       <w:r>
         <w:rPr>
@@ -10353,9 +9971,18 @@
           <w:sz w:val="22"/>
           <w:szCs w:val="22"/>
         </w:rPr>
+        <w:t xml:space="preserve">of the timer </w:t>
+      </w:r>
+      <w:r>
+        <w:rPr>
+          <w:b w:val="0"/>
+          <w:bCs w:val="0"/>
+          <w:color w:val="00000A"/>
+          <w:sz w:val="22"/>
+          <w:szCs w:val="22"/>
+        </w:rPr>
         <w:t>(</w:t>
       </w:r>
-      <w:proofErr w:type="spellStart"/>
       <w:r>
         <w:rPr>
           <w:rFonts w:ascii="Courier New" w:hAnsi="Courier New" w:cs="Courier New"/>
@@ -10369,7 +9996,6 @@
         </w:rPr>
         <w:t>pwm_pad_o</w:t>
       </w:r>
-      <w:proofErr w:type="spellEnd"/>
       <w:r>
         <w:rPr>
           <w:b w:val="0"/>
@@ -10440,7 +10066,6 @@
         </w:rPr>
         <w:t xml:space="preserve"> available on the </w:t>
       </w:r>
-      <w:proofErr w:type="spellStart"/>
       <w:r>
         <w:rPr>
           <w:b w:val="0"/>
@@ -10449,9 +10074,8 @@
           <w:sz w:val="22"/>
           <w:szCs w:val="22"/>
         </w:rPr>
-        <w:t>Nexys</w:t>
-      </w:r>
-      <w:proofErr w:type="spellEnd"/>
+        <w:t xml:space="preserve">Nexys </w:t>
+      </w:r>
       <w:r>
         <w:rPr>
           <w:b w:val="0"/>
@@ -10460,9 +10084,8 @@
           <w:sz w:val="22"/>
           <w:szCs w:val="22"/>
         </w:rPr>
-        <w:t xml:space="preserve"> Video </w:t>
-      </w:r>
-      <w:proofErr w:type="spellStart"/>
+        <w:t>Video</w:t>
+      </w:r>
       <w:r>
         <w:rPr>
           <w:b w:val="0"/>
@@ -10471,9 +10094,18 @@
           <w:sz w:val="22"/>
           <w:szCs w:val="22"/>
         </w:rPr>
+        <w:t xml:space="preserve"> </w:t>
+      </w:r>
+      <w:r>
+        <w:rPr>
+          <w:b w:val="0"/>
+          <w:bCs w:val="0"/>
+          <w:color w:val="00000A"/>
+          <w:sz w:val="22"/>
+          <w:szCs w:val="22"/>
+        </w:rPr>
         <w:t>Video</w:t>
       </w:r>
-      <w:proofErr w:type="spellEnd"/>
       <w:r>
         <w:rPr>
           <w:b w:val="0"/>
@@ -10853,7 +10485,6 @@
         </w:rPr>
         <w:t xml:space="preserve">new timer modules based on the one already included in </w:t>
       </w:r>
-      <w:proofErr w:type="spellStart"/>
       <w:r>
         <w:rPr>
           <w:color w:val="00000A"/>
@@ -10866,7 +10497,6 @@
         </w:rPr>
         <w:t>X</w:t>
       </w:r>
-      <w:proofErr w:type="spellEnd"/>
       <w:r>
         <w:rPr>
           <w:color w:val="00000A"/>
@@ -11108,22 +10738,13 @@
         </w:numPr>
       </w:pPr>
       <w:r>
-        <w:lastRenderedPageBreak/>
         <w:t>You must modify the constraints file</w:t>
       </w:r>
       <w:r>
         <w:t>,</w:t>
       </w:r>
       <w:r>
-        <w:t xml:space="preserve"> </w:t>
-      </w:r>
-      <w:proofErr w:type="gramStart"/>
-      <w:r>
-        <w:t>taking into account</w:t>
-      </w:r>
-      <w:proofErr w:type="gramEnd"/>
-      <w:r>
-        <w:t xml:space="preserve"> that the </w:t>
+        <w:t xml:space="preserve"> taking into account that the </w:t>
       </w:r>
       <w:r>
         <w:t xml:space="preserve">3 colours </w:t>
@@ -11457,7 +11078,7 @@
     <w:p>
       <w:pPr>
         <w:rPr>
-          <w:rFonts w:eastAsiaTheme="minorEastAsia" w:hint="eastAsia"/>
+          <w:rFonts w:eastAsiaTheme="minorEastAsia"/>
           <w:b/>
           <w:bCs/>
           <w:lang w:eastAsia="zh-CN"/>

--- a/RVfpga/RVfpgaEL2/RVfpga_NexysVideo-NoDDR/Labs/Lab08/RVfpga_Lab08_VeeR-EL2_NexysVideo-NoDDR.docx
+++ b/RVfpga/RVfpgaEL2/RVfpga_NexysVideo-NoDDR/Labs/Lab08/RVfpga_Lab08_VeeR-EL2_NexysVideo-NoDDR.docx
@@ -2164,87 +2164,87 @@
           <w:bCs/>
           <w:color w:val="00000A"/>
         </w:rPr>
+        <w:t xml:space="preserve">The </w:t>
+      </w:r>
+      <w:r>
+        <w:rPr>
+          <w:rFonts w:ascii="Courier New" w:hAnsi="Courier New" w:cs="Courier New"/>
+          <w:bCs/>
+          <w:color w:val="00000A"/>
+        </w:rPr>
+        <w:t>RPTC_CNTR</w:t>
+      </w:r>
+      <w:r>
+        <w:rPr>
+          <w:rFonts w:cs="Arial"/>
+          <w:bCs/>
+          <w:color w:val="00000A"/>
+        </w:rPr>
+        <w:t xml:space="preserve"> register is the actual counter register</w:t>
+      </w:r>
+      <w:r>
+        <w:rPr>
+          <w:rFonts w:cs="Arial"/>
+          <w:bCs/>
+          <w:color w:val="00000A"/>
+        </w:rPr>
+        <w:t>, and i</w:t>
+      </w:r>
+      <w:r>
+        <w:rPr>
+          <w:rFonts w:cs="Arial"/>
+          <w:bCs/>
+          <w:color w:val="00000A"/>
+        </w:rPr>
+        <w:t>t is incremented at every</w:t>
+      </w:r>
+      <w:r>
+        <w:rPr>
+          <w:rFonts w:cs="Arial"/>
+          <w:bCs/>
+          <w:color w:val="00000A"/>
+        </w:rPr>
+        <w:t xml:space="preserve"> </w:t>
+      </w:r>
+      <w:r>
+        <w:rPr>
+          <w:rFonts w:cs="Arial"/>
+          <w:bCs/>
+          <w:color w:val="00000A"/>
+        </w:rPr>
+        <w:t>counter/timer clock cycle.</w:t>
+      </w:r>
+      <w:r>
+        <w:rPr>
+          <w:rFonts w:cs="Arial"/>
+          <w:bCs/>
+          <w:color w:val="00000A"/>
+        </w:rPr>
+        <w:t xml:space="preserve"> The </w:t>
+      </w:r>
+      <w:r>
+        <w:rPr>
+          <w:rFonts w:ascii="Courier New" w:hAnsi="Courier New" w:cs="Courier New"/>
+          <w:bCs/>
+          <w:color w:val="00000A"/>
+        </w:rPr>
+        <w:t>RPTC_CTRL</w:t>
+      </w:r>
+      <w:r>
+        <w:rPr>
+          <w:rFonts w:cs="Arial"/>
+          <w:bCs/>
+          <w:color w:val="00000A"/>
+        </w:rPr>
+        <w:t xml:space="preserve"> register is used for controlling the timer module; </w:t>
+      </w:r>
+      <w:r>
+        <w:rPr>
+          <w:rFonts w:cs="Arial"/>
+          <w:bCs/>
+          <w:color w:val="00000A"/>
+        </w:rPr>
         <w:lastRenderedPageBreak/>
-        <w:t xml:space="preserve">The </w:t>
-      </w:r>
-      <w:r>
-        <w:rPr>
-          <w:rFonts w:ascii="Courier New" w:hAnsi="Courier New" w:cs="Courier New"/>
-          <w:bCs/>
-          <w:color w:val="00000A"/>
-        </w:rPr>
-        <w:t>RPTC_CNTR</w:t>
-      </w:r>
-      <w:r>
-        <w:rPr>
-          <w:rFonts w:cs="Arial"/>
-          <w:bCs/>
-          <w:color w:val="00000A"/>
-        </w:rPr>
-        <w:t xml:space="preserve"> register is the actual counter register</w:t>
-      </w:r>
-      <w:r>
-        <w:rPr>
-          <w:rFonts w:cs="Arial"/>
-          <w:bCs/>
-          <w:color w:val="00000A"/>
-        </w:rPr>
-        <w:t>, and i</w:t>
-      </w:r>
-      <w:r>
-        <w:rPr>
-          <w:rFonts w:cs="Arial"/>
-          <w:bCs/>
-          <w:color w:val="00000A"/>
-        </w:rPr>
-        <w:t>t is incremented at every</w:t>
-      </w:r>
-      <w:r>
-        <w:rPr>
-          <w:rFonts w:cs="Arial"/>
-          <w:bCs/>
-          <w:color w:val="00000A"/>
-        </w:rPr>
-        <w:t xml:space="preserve"> </w:t>
-      </w:r>
-      <w:r>
-        <w:rPr>
-          <w:rFonts w:cs="Arial"/>
-          <w:bCs/>
-          <w:color w:val="00000A"/>
-        </w:rPr>
-        <w:t>counter/timer clock cycle.</w:t>
-      </w:r>
-      <w:r>
-        <w:rPr>
-          <w:rFonts w:cs="Arial"/>
-          <w:bCs/>
-          <w:color w:val="00000A"/>
-        </w:rPr>
-        <w:t xml:space="preserve"> The </w:t>
-      </w:r>
-      <w:r>
-        <w:rPr>
-          <w:rFonts w:ascii="Courier New" w:hAnsi="Courier New" w:cs="Courier New"/>
-          <w:bCs/>
-          <w:color w:val="00000A"/>
-        </w:rPr>
-        <w:t>RPTC_CTRL</w:t>
-      </w:r>
-      <w:r>
-        <w:rPr>
-          <w:rFonts w:cs="Arial"/>
-          <w:bCs/>
-          <w:color w:val="00000A"/>
-        </w:rPr>
-        <w:t xml:space="preserve"> register is used for controlling the timer module; </w:t>
-      </w:r>
-      <w:r>
-        <w:rPr>
-          <w:rFonts w:cs="Arial"/>
-          <w:bCs/>
-          <w:color w:val="00000A"/>
-        </w:rPr>
         <w:fldChar w:fldCharType="begin"/>
       </w:r>
       <w:r>
@@ -4746,7 +4746,15 @@
           <w:bCs/>
           <w:color w:val="00000A"/>
         </w:rPr>
-        <w:t xml:space="preserve">. By cycling a digital signal off and </w:t>
+        <w:t xml:space="preserve">. By cycling a digital signal off and on at a fast enough rate, and with a certain duty cycle, the output will appear to behave like a constant voltage analog signal when providing power to devices. </w:t>
+      </w:r>
+      <w:r>
+        <w:rPr>
+          <w:rFonts w:cs="Arial"/>
+          <w:bCs/>
+          <w:color w:val="00000A"/>
+        </w:rPr>
+        <w:t xml:space="preserve">For example, a </w:t>
       </w:r>
       <w:r>
         <w:rPr>
@@ -4755,15 +4763,7 @@
           <w:color w:val="00000A"/>
         </w:rPr>
         <w:lastRenderedPageBreak/>
-        <w:t xml:space="preserve">on at a fast enough rate, and with a certain duty cycle, the output will appear to behave like a constant voltage analog signal when providing power to devices. </w:t>
-      </w:r>
-      <w:r>
-        <w:rPr>
-          <w:rFonts w:cs="Arial"/>
-          <w:bCs/>
-          <w:color w:val="00000A"/>
-        </w:rPr>
-        <w:t xml:space="preserve">For example, a signal with a 50% duty cycle (half the cycle time it is high) and a high voltage of 3.3 V would appear to an analog load as 1.67 V (the average voltage across the cycle). The same signal with a 33% duty cycle would appear to be 1.1V. </w:t>
+        <w:t xml:space="preserve">signal with a 50% duty cycle (half the cycle time it is high) and a high voltage of 3.3 V would appear to an analog load as 1.67 V (the average voltage across the cycle). The same signal with a 33% duty cycle would appear to be 1.1V. </w:t>
       </w:r>
       <w:r>
         <w:rPr>
@@ -6007,6 +6007,7 @@
           <w:noProof/>
           <w:color w:val="00000A"/>
         </w:rPr>
+        <w:lastRenderedPageBreak/>
         <mc:AlternateContent>
           <mc:Choice Requires="wps">
             <w:drawing>
@@ -6852,7 +6853,14 @@
         <w:rPr>
           <w:rFonts w:eastAsia="Arial" w:cs="Arial"/>
         </w:rPr>
-        <w:t xml:space="preserve">PWM output signal </w:t>
+        <w:t xml:space="preserve">PWM </w:t>
+      </w:r>
+      <w:r>
+        <w:rPr>
+          <w:rFonts w:eastAsia="Arial" w:cs="Arial"/>
+        </w:rPr>
+        <w:lastRenderedPageBreak/>
+        <w:t xml:space="preserve">output signal </w:t>
       </w:r>
       <w:r>
         <w:rPr>
@@ -9701,6 +9709,7 @@
         </w:rPr>
       </w:pPr>
       <w:r>
+        <w:lastRenderedPageBreak/>
         <w:br/>
       </w:r>
       <w:r>
@@ -10738,6 +10747,7 @@
         </w:numPr>
       </w:pPr>
       <w:r>
+        <w:lastRenderedPageBreak/>
         <w:t>You must modify the constraints file</w:t>
       </w:r>
       <w:r>
@@ -11086,12 +11096,10 @@
       </w:pPr>
     </w:p>
     <w:sectPr>
-      <w:headerReference w:type="even" r:id="rId13"/>
-      <w:headerReference w:type="default" r:id="rId14"/>
-      <w:footerReference w:type="even" r:id="rId15"/>
-      <w:footerReference w:type="default" r:id="rId16"/>
-      <w:headerReference w:type="first" r:id="rId17"/>
-      <w:footerReference w:type="first" r:id="rId18"/>
+      <w:headerReference w:type="default" r:id="rId13"/>
+      <w:footerReference w:type="default" r:id="rId14"/>
+      <w:headerReference w:type="first" r:id="rId15"/>
+      <w:footerReference w:type="first" r:id="rId16"/>
       <w:pgSz w:w="11906" w:h="16838"/>
       <w:pgMar w:top="1800" w:right="1440" w:bottom="1440" w:left="1440" w:header="706" w:footer="389" w:gutter="0"/>
       <w:cols w:space="720"/>
@@ -11123,16 +11131,6 @@
 </file>
 
 <file path=word/footer1.xml><?xml version="1.0" encoding="utf-8"?>
-<w:ftr xmlns:wpc="http://schemas.microsoft.com/office/word/2010/wordprocessingCanvas" xmlns:cx="http://schemas.microsoft.com/office/drawing/2014/chartex" xmlns:cx1="http://schemas.microsoft.com/office/drawing/2015/9/8/chartex" xmlns:cx2="http://schemas.microsoft.com/office/drawing/2015/10/21/chartex" xmlns:cx3="http://schemas.microsoft.com/office/drawing/2016/5/9/chartex" xmlns:cx4="http://schemas.microsoft.com/office/drawing/2016/5/10/chartex" xmlns:cx5="http://schemas.microsoft.com/office/drawing/2016/5/11/chartex" xmlns:cx6="http://schemas.microsoft.com/office/drawing/2016/5/12/chartex" xmlns:cx7="http://schemas.microsoft.com/office/drawing/2016/5/13/chartex" xmlns:cx8="http://schemas.microsoft.com/office/drawing/2016/5/14/chartex" xmlns:mc="http://schemas.openxmlformats.org/markup-compatibility/2006" xmlns:aink="http://schemas.microsoft.com/office/drawing/2016/ink" xmlns:am3d="http://schemas.microsoft.com/office/drawing/2017/model3d" xmlns:o="urn:schemas-microsoft-com:office:office" xmlns:oel="http://schemas.microsoft.com/office/2019/extlst" xmlns:r="http://schemas.openxmlformats.org/officeDocument/2006/relationships" xmlns:m="http://schemas.openxmlformats.org/officeDocument/2006/math" xmlns:v="urn:schemas-microsoft-com:vml" xmlns:wp14="http://schemas.microsoft.com/office/word/2010/wordprocessingDrawing" xmlns:wp="http://schemas.openxmlformats.org/drawingml/2006/wordprocessingDrawing" xmlns:w10="urn:schemas-microsoft-com:office:word" xmlns:w="http://schemas.openxmlformats.org/wordprocessingml/2006/main" xmlns:w14="http://schemas.microsoft.com/office/word/2010/wordml" xmlns:w15="http://schemas.microsoft.com/office/word/2012/wordml" xmlns:w16cex="http://schemas.microsoft.com/office/word/2018/wordml/cex" xmlns:w16cid="http://schemas.microsoft.com/office/word/2016/wordml/cid" xmlns:w16="http://schemas.microsoft.com/office/word/2018/wordml" xmlns:w16du="http://schemas.microsoft.com/office/word/2023/wordml/word16du" xmlns:w16sdtdh="http://schemas.microsoft.com/office/word/2020/wordml/sdtdatahash" xmlns:w16sdtfl="http://schemas.microsoft.com/office/word/2024/wordml/sdtformatlock" xmlns:w16se="http://schemas.microsoft.com/office/word/2015/wordml/symex" xmlns:wpg="http://schemas.microsoft.com/office/word/2010/wordprocessingGroup" xmlns:wpi="http://schemas.microsoft.com/office/word/2010/wordprocessingInk" xmlns:wne="http://schemas.microsoft.com/office/word/2006/wordml" xmlns:wps="http://schemas.microsoft.com/office/word/2010/wordprocessingShape" mc:Ignorable="w14 w15 w16se w16cid w16 w16cex w16sdtdh w16sdtfl w16du wp14">
-  <w:p>
-    <w:pPr>
-      <w:pStyle w:val="a7"/>
-    </w:pPr>
-  </w:p>
-</w:ftr>
-</file>
-
-<file path=word/footer2.xml><?xml version="1.0" encoding="utf-8"?>
 <w:ftr xmlns:wpc="http://schemas.microsoft.com/office/word/2010/wordprocessingCanvas" xmlns:cx="http://schemas.microsoft.com/office/drawing/2014/chartex" xmlns:cx1="http://schemas.microsoft.com/office/drawing/2015/9/8/chartex" xmlns:cx2="http://schemas.microsoft.com/office/drawing/2015/10/21/chartex" xmlns:cx3="http://schemas.microsoft.com/office/drawing/2016/5/9/chartex" xmlns:cx4="http://schemas.microsoft.com/office/drawing/2016/5/10/chartex" xmlns:cx5="http://schemas.microsoft.com/office/drawing/2016/5/11/chartex" xmlns:cx6="http://schemas.microsoft.com/office/drawing/2016/5/12/chartex" xmlns:cx7="http://schemas.microsoft.com/office/drawing/2016/5/13/chartex" xmlns:cx8="http://schemas.microsoft.com/office/drawing/2016/5/14/chartex" xmlns:mc="http://schemas.openxmlformats.org/markup-compatibility/2006" xmlns:aink="http://schemas.microsoft.com/office/drawing/2016/ink" xmlns:am3d="http://schemas.microsoft.com/office/drawing/2017/model3d" xmlns:o="urn:schemas-microsoft-com:office:office" xmlns:oel="http://schemas.microsoft.com/office/2019/extlst" xmlns:r="http://schemas.openxmlformats.org/officeDocument/2006/relationships" xmlns:m="http://schemas.openxmlformats.org/officeDocument/2006/math" xmlns:v="urn:schemas-microsoft-com:vml" xmlns:wp14="http://schemas.microsoft.com/office/word/2010/wordprocessingDrawing" xmlns:wp="http://schemas.openxmlformats.org/drawingml/2006/wordprocessingDrawing" xmlns:w10="urn:schemas-microsoft-com:office:word" xmlns:w="http://schemas.openxmlformats.org/wordprocessingml/2006/main" xmlns:w14="http://schemas.microsoft.com/office/word/2010/wordml" xmlns:w15="http://schemas.microsoft.com/office/word/2012/wordml" xmlns:w16cex="http://schemas.microsoft.com/office/word/2018/wordml/cex" xmlns:w16cid="http://schemas.microsoft.com/office/word/2016/wordml/cid" xmlns:w16="http://schemas.microsoft.com/office/word/2018/wordml" xmlns:w16du="http://schemas.microsoft.com/office/word/2023/wordml/word16du" xmlns:w16sdtdh="http://schemas.microsoft.com/office/word/2020/wordml/sdtdatahash" xmlns:w16sdtfl="http://schemas.microsoft.com/office/word/2024/wordml/sdtformatlock" xmlns:w16se="http://schemas.microsoft.com/office/word/2015/wordml/symex" xmlns:wpg="http://schemas.microsoft.com/office/word/2010/wordprocessingGroup" xmlns:wpi="http://schemas.microsoft.com/office/word/2010/wordprocessingInk" xmlns:wne="http://schemas.microsoft.com/office/word/2006/wordml" xmlns:wps="http://schemas.microsoft.com/office/word/2010/wordprocessingShape" mc:Ignorable="w14 w15 w16se w16cid w16 w16cex w16sdtdh w16sdtfl w16du wp14">
   <w:p>
     <w:pPr>
@@ -11242,7 +11240,7 @@
 </w:ftr>
 </file>
 
-<file path=word/footer3.xml><?xml version="1.0" encoding="utf-8"?>
+<file path=word/footer2.xml><?xml version="1.0" encoding="utf-8"?>
 <w:ftr xmlns:wpc="http://schemas.microsoft.com/office/word/2010/wordprocessingCanvas" xmlns:cx="http://schemas.microsoft.com/office/drawing/2014/chartex" xmlns:cx1="http://schemas.microsoft.com/office/drawing/2015/9/8/chartex" xmlns:cx2="http://schemas.microsoft.com/office/drawing/2015/10/21/chartex" xmlns:cx3="http://schemas.microsoft.com/office/drawing/2016/5/9/chartex" xmlns:cx4="http://schemas.microsoft.com/office/drawing/2016/5/10/chartex" xmlns:cx5="http://schemas.microsoft.com/office/drawing/2016/5/11/chartex" xmlns:cx6="http://schemas.microsoft.com/office/drawing/2016/5/12/chartex" xmlns:cx7="http://schemas.microsoft.com/office/drawing/2016/5/13/chartex" xmlns:cx8="http://schemas.microsoft.com/office/drawing/2016/5/14/chartex" xmlns:mc="http://schemas.openxmlformats.org/markup-compatibility/2006" xmlns:aink="http://schemas.microsoft.com/office/drawing/2016/ink" xmlns:am3d="http://schemas.microsoft.com/office/drawing/2017/model3d" xmlns:o="urn:schemas-microsoft-com:office:office" xmlns:oel="http://schemas.microsoft.com/office/2019/extlst" xmlns:r="http://schemas.openxmlformats.org/officeDocument/2006/relationships" xmlns:m="http://schemas.openxmlformats.org/officeDocument/2006/math" xmlns:v="urn:schemas-microsoft-com:vml" xmlns:wp14="http://schemas.microsoft.com/office/word/2010/wordprocessingDrawing" xmlns:wp="http://schemas.openxmlformats.org/drawingml/2006/wordprocessingDrawing" xmlns:w10="urn:schemas-microsoft-com:office:word" xmlns:w="http://schemas.openxmlformats.org/wordprocessingml/2006/main" xmlns:w14="http://schemas.microsoft.com/office/word/2010/wordml" xmlns:w15="http://schemas.microsoft.com/office/word/2012/wordml" xmlns:w16cex="http://schemas.microsoft.com/office/word/2018/wordml/cex" xmlns:w16cid="http://schemas.microsoft.com/office/word/2016/wordml/cid" xmlns:w16="http://schemas.microsoft.com/office/word/2018/wordml" xmlns:w16du="http://schemas.microsoft.com/office/word/2023/wordml/word16du" xmlns:w16sdtdh="http://schemas.microsoft.com/office/word/2020/wordml/sdtdatahash" xmlns:w16sdtfl="http://schemas.microsoft.com/office/word/2024/wordml/sdtformatlock" xmlns:w16se="http://schemas.microsoft.com/office/word/2015/wordml/symex" xmlns:wpg="http://schemas.microsoft.com/office/word/2010/wordprocessingGroup" xmlns:wpi="http://schemas.microsoft.com/office/word/2010/wordprocessingInk" xmlns:wne="http://schemas.microsoft.com/office/word/2006/wordml" xmlns:wps="http://schemas.microsoft.com/office/word/2010/wordprocessingShape" mc:Ignorable="w14 w15 w16se w16cid w16 w16cex w16sdtdh w16sdtfl w16du wp14">
   <w:p>
     <w:pPr>
@@ -11382,16 +11380,6 @@
     <w:pPr>
       <w:pStyle w:val="a9"/>
     </w:pPr>
-  </w:p>
-</w:hdr>
-</file>
-
-<file path=word/header2.xml><?xml version="1.0" encoding="utf-8"?>
-<w:hdr xmlns:wpc="http://schemas.microsoft.com/office/word/2010/wordprocessingCanvas" xmlns:cx="http://schemas.microsoft.com/office/drawing/2014/chartex" xmlns:cx1="http://schemas.microsoft.com/office/drawing/2015/9/8/chartex" xmlns:cx2="http://schemas.microsoft.com/office/drawing/2015/10/21/chartex" xmlns:cx3="http://schemas.microsoft.com/office/drawing/2016/5/9/chartex" xmlns:cx4="http://schemas.microsoft.com/office/drawing/2016/5/10/chartex" xmlns:cx5="http://schemas.microsoft.com/office/drawing/2016/5/11/chartex" xmlns:cx6="http://schemas.microsoft.com/office/drawing/2016/5/12/chartex" xmlns:cx7="http://schemas.microsoft.com/office/drawing/2016/5/13/chartex" xmlns:cx8="http://schemas.microsoft.com/office/drawing/2016/5/14/chartex" xmlns:mc="http://schemas.openxmlformats.org/markup-compatibility/2006" xmlns:aink="http://schemas.microsoft.com/office/drawing/2016/ink" xmlns:am3d="http://schemas.microsoft.com/office/drawing/2017/model3d" xmlns:o="urn:schemas-microsoft-com:office:office" xmlns:oel="http://schemas.microsoft.com/office/2019/extlst" xmlns:r="http://schemas.openxmlformats.org/officeDocument/2006/relationships" xmlns:m="http://schemas.openxmlformats.org/officeDocument/2006/math" xmlns:v="urn:schemas-microsoft-com:vml" xmlns:wp14="http://schemas.microsoft.com/office/word/2010/wordprocessingDrawing" xmlns:wp="http://schemas.openxmlformats.org/drawingml/2006/wordprocessingDrawing" xmlns:w10="urn:schemas-microsoft-com:office:word" xmlns:w="http://schemas.openxmlformats.org/wordprocessingml/2006/main" xmlns:w14="http://schemas.microsoft.com/office/word/2010/wordml" xmlns:w15="http://schemas.microsoft.com/office/word/2012/wordml" xmlns:w16cex="http://schemas.microsoft.com/office/word/2018/wordml/cex" xmlns:w16cid="http://schemas.microsoft.com/office/word/2016/wordml/cid" xmlns:w16="http://schemas.microsoft.com/office/word/2018/wordml" xmlns:w16du="http://schemas.microsoft.com/office/word/2023/wordml/word16du" xmlns:w16sdtdh="http://schemas.microsoft.com/office/word/2020/wordml/sdtdatahash" xmlns:w16sdtfl="http://schemas.microsoft.com/office/word/2024/wordml/sdtformatlock" xmlns:w16se="http://schemas.microsoft.com/office/word/2015/wordml/symex" xmlns:wpg="http://schemas.microsoft.com/office/word/2010/wordprocessingGroup" xmlns:wpi="http://schemas.microsoft.com/office/word/2010/wordprocessingInk" xmlns:wne="http://schemas.microsoft.com/office/word/2006/wordml" xmlns:wps="http://schemas.microsoft.com/office/word/2010/wordprocessingShape" mc:Ignorable="w14 w15 w16se w16cid w16 w16cex w16sdtdh w16sdtfl w16du wp14">
-  <w:p>
-    <w:pPr>
-      <w:pStyle w:val="a9"/>
-    </w:pPr>
     <w:r>
       <w:rPr>
         <w:noProof/>
@@ -11447,7 +11435,7 @@
 </w:hdr>
 </file>
 
-<file path=word/header3.xml><?xml version="1.0" encoding="utf-8"?>
+<file path=word/header2.xml><?xml version="1.0" encoding="utf-8"?>
 <w:hdr xmlns:wpc="http://schemas.microsoft.com/office/word/2010/wordprocessingCanvas" xmlns:cx="http://schemas.microsoft.com/office/drawing/2014/chartex" xmlns:cx1="http://schemas.microsoft.com/office/drawing/2015/9/8/chartex" xmlns:cx2="http://schemas.microsoft.com/office/drawing/2015/10/21/chartex" xmlns:cx3="http://schemas.microsoft.com/office/drawing/2016/5/9/chartex" xmlns:cx4="http://schemas.microsoft.com/office/drawing/2016/5/10/chartex" xmlns:cx5="http://schemas.microsoft.com/office/drawing/2016/5/11/chartex" xmlns:cx6="http://schemas.microsoft.com/office/drawing/2016/5/12/chartex" xmlns:cx7="http://schemas.microsoft.com/office/drawing/2016/5/13/chartex" xmlns:cx8="http://schemas.microsoft.com/office/drawing/2016/5/14/chartex" xmlns:mc="http://schemas.openxmlformats.org/markup-compatibility/2006" xmlns:aink="http://schemas.microsoft.com/office/drawing/2016/ink" xmlns:am3d="http://schemas.microsoft.com/office/drawing/2017/model3d" xmlns:o="urn:schemas-microsoft-com:office:office" xmlns:oel="http://schemas.microsoft.com/office/2019/extlst" xmlns:r="http://schemas.openxmlformats.org/officeDocument/2006/relationships" xmlns:m="http://schemas.openxmlformats.org/officeDocument/2006/math" xmlns:v="urn:schemas-microsoft-com:vml" xmlns:wp14="http://schemas.microsoft.com/office/word/2010/wordprocessingDrawing" xmlns:wp="http://schemas.openxmlformats.org/drawingml/2006/wordprocessingDrawing" xmlns:w10="urn:schemas-microsoft-com:office:word" xmlns:w="http://schemas.openxmlformats.org/wordprocessingml/2006/main" xmlns:w14="http://schemas.microsoft.com/office/word/2010/wordml" xmlns:w15="http://schemas.microsoft.com/office/word/2012/wordml" xmlns:w16cex="http://schemas.microsoft.com/office/word/2018/wordml/cex" xmlns:w16cid="http://schemas.microsoft.com/office/word/2016/wordml/cid" xmlns:w16="http://schemas.microsoft.com/office/word/2018/wordml" xmlns:w16du="http://schemas.microsoft.com/office/word/2023/wordml/word16du" xmlns:w16sdtdh="http://schemas.microsoft.com/office/word/2020/wordml/sdtdatahash" xmlns:w16sdtfl="http://schemas.microsoft.com/office/word/2024/wordml/sdtformatlock" xmlns:w16se="http://schemas.microsoft.com/office/word/2015/wordml/symex" xmlns:wpg="http://schemas.microsoft.com/office/word/2010/wordprocessingGroup" xmlns:wpi="http://schemas.microsoft.com/office/word/2010/wordprocessingInk" xmlns:wne="http://schemas.microsoft.com/office/word/2006/wordml" xmlns:wps="http://schemas.microsoft.com/office/word/2010/wordprocessingShape" mc:Ignorable="w14 w15 w16se w16cid w16 w16cex w16sdtdh w16sdtfl w16du wp14">
   <w:tbl>
     <w:tblPr>
